--- a/docs/SiteSafe_FYP_Report_V7.docx
+++ b/docs/SiteSafe_FYP_Report_V7.docx
@@ -19127,6 +19127,96 @@
     </w:p>
     <w:p>
       <w:pPr>
+        <w:pStyle w:val="Heading3"/>
+        <w:rPr/>
+      </w:pPr>
+      <w:r>
+        <w:rPr>
+          <w:rtl w:val="0"/>
+        </w:rPr>
+        <w:t xml:space="preserve">4.3.7 Vehicle Proximity Detection</w:t>
+      </w:r>
+    </w:p>
+    <w:p>
+      <w:pPr>
+        <w:spacing w:after="120" w:lineRule="auto"/>
+        <w:jc w:val="both"/>
+        <w:rPr/>
+      </w:pPr>
+      <w:r>
+        <w:rPr>
+          <w:rtl w:val="0"/>
+        </w:rPr>
+        <w:t xml:space="preserve">Section 3.3.3 proposes a vehicle proximity warning that raises an alert when a worker and a moving vehicle occupy dangerously close ground. This could not be derived from the PPE model described in Section 4.3.1, which is trained purely on equipment classes and has neither a person class nor a vehicle class. Proximity therefore requires a second detector. A COCO-pretrained YOLOv11 nano model runs alongside the PPE model and supplies the person and vehicle bounding boxes the proximity calculation consumes. Following the same sampling strategy used for pose estimation in Section 4.3.4, the proximity detector is evaluated on every third frame rather than every frame; people and vehicles move slowly relative to the capture rate, so the intermediate frames carry no information the calculation needs, and the PPE model continues to process every frame unaffected.</w:t>
+      </w:r>
+    </w:p>
+    <w:p>
+      <w:pPr>
+        <w:spacing w:after="120" w:lineRule="auto"/>
+        <w:jc w:val="both"/>
+        <w:rPr/>
+      </w:pPr>
+      <w:r>
+        <w:rPr>
+          <w:rtl w:val="0"/>
+        </w:rPr>
+        <w:t xml:space="preserve">A single camera provides no depth information, so proximity is necessarily measured in the image plane rather than as a true metric distance. The system computes the shortest edge-to-edge distance in pixels between a person box and a vehicle box, then divides that distance by the person’s bounding-box height. Pixel height acts as a rough proxy for how far a worker stands from the lens, since a worker close to the camera is tall in pixels and one further away is short. Expressing the threshold in person-heights therefore makes it approximately scale-invariant: the same setting corresponds to roughly the same real-world separation at both ends of the frame. The default threshold of one person-height corresponds to approximately 1.7 metres when the worker and the vehicle stand at comparable distance from the camera.</w:t>
+      </w:r>
+    </w:p>
+    <w:p>
+      <w:pPr>
+        <w:spacing w:after="120" w:lineRule="auto"/>
+        <w:jc w:val="both"/>
+        <w:rPr/>
+      </w:pPr>
+      <w:r>
+        <w:rPr>
+          <w:rtl w:val="0"/>
+        </w:rPr>
+        <w:t xml:space="preserve">Raw detections fluctuate between frames, and a single spurious box should not raise an alarm. A breach must therefore persist across three consecutive evaluated frames before it is confirmed, applying the same reasoning as the persistence filter used for fall detection in Section 4.3.4. Once an alert has been raised the detector will not raise another until the condition clears, which prevents a worker standing beside a parked vehicle from generating a continuous stream of alerts. Severity is assigned from the geometry: boxes that overlap indicate the worker reads as being inside the vehicle’s footprint and are escalated to CRITICAL, while a worker merely within the threshold distance produces a HIGH severity alert.</w:t>
+      </w:r>
+    </w:p>
+    <w:p>
+      <w:pPr>
+        <w:spacing w:after="120" w:lineRule="auto"/>
+        <w:jc w:val="both"/>
+        <w:rPr/>
+      </w:pPr>
+      <w:r>
+        <w:rPr>
+          <w:rtl w:val="0"/>
+        </w:rPr>
+        <w:t xml:space="preserve">Both the threshold and the persistence requirement are configurable at runtime, and proximity detection can be disabled entirely so that the pipeline runs PPE detection alone on slower hardware or on a camera covering an area with no vehicle traffic. If the second model’s weights are absent the pipeline logs a warning and continues with PPE detection rather than failing to start. On the backend, a VEHICLE_PROXIMITY alert type was added to the alert schema, and the dashboard’s incident log filters and simulation panel were extended to include it.</w:t>
+      </w:r>
+    </w:p>
+    <w:p>
+      <w:pPr>
+        <w:spacing w:after="120" w:lineRule="auto"/>
+        <w:jc w:val="both"/>
+        <w:rPr/>
+      </w:pPr>
+      <w:r>
+        <w:rPr>
+          <w:rtl w:val="0"/>
+        </w:rPr>
+        <w:t xml:space="preserve">The proximity decision logic is implemented in a module deliberately kept free of camera and model imports, which allows it to be tested without loading weights or opening a video source. Unit tests cover the geometry for overlapping, touching, adjacent and diagonally separated boxes, confirm that the person-height normalisation is scale-invariant, and verify that the persistence filter withholds an alert until the required number of frames has elapsed, does not re-fire while a condition persists, and resets correctly when a streak is interrupted. The full path was then exercised against the real pretrained detector on a still image containing several people standing beside a bus: the detector returned four person boxes and one vehicle box, the geometry resolved to an overlapping pair, and a CRITICAL alert payload was produced, while a synthetically distanced vehicle in the same frame correctly produced no alert across repeated frames. The resulting alert was accepted by the API and rendered in the dashboard incident log.</w:t>
+      </w:r>
+    </w:p>
+    <w:p>
+      <w:pPr>
+        <w:spacing w:after="120" w:lineRule="auto"/>
+        <w:jc w:val="both"/>
+        <w:rPr/>
+      </w:pPr>
+      <w:r>
+        <w:rPr>
+          <w:rtl w:val="0"/>
+        </w:rPr>
+        <w:t xml:space="preserve">Two limitations should be stated plainly. First, the COCO class set contains no forklift category, so forklifts and comparable industrial plant are detected as trucks or cars; the warning still fires, but the vehicle is described imprecisely, and a purpose-trained vehicle model would be required for accurate classification. Second, the image-plane measurement assumes the worker and the vehicle are at comparable distance from the camera. Where that assumption fails, most obviously when a worker stands well in front of a distant vehicle so that the two boxes overlap in the image while being far apart in reality, the system over-reports. Validation to date covers the unit tests and the still-image trial described above; the module has not yet been evaluated against live site footage or against real industrial plant, which is the next verification step.</w:t>
+      </w:r>
+    </w:p>
+    <w:p>
+      <w:pPr>
         <w:pStyle w:val="Heading2"/>
         <w:rPr/>
       </w:pPr>

--- a/docs/SiteSafe_FYP_Report_V7.docx
+++ b/docs/SiteSafe_FYP_Report_V7.docx
@@ -15148,7 +15148,7 @@
         <w:rPr>
           <w:rtl w:val="0"/>
         </w:rPr>
-        <w:t xml:space="preserve">The training dataset was sourced from Roboflow's construction safety collection, containing approximately 5,300 annotated images across 11 PPE-related classes. We applied standard augmentation (horizontal flip, ±15° rotation, brightness jitter) through Roboflow's preprocessing pipeline before export. The 11 detection classes are: Hardhat, No-Hardhat, Safety Vest, No-Safety Vest, Person, Safety Cone, Machinery, Vehicle, Gloves, No-Gloves, and Mask.</w:t>
+        <w:t xml:space="preserve">The training dataset was sourced from the Roboflow PPE detection collection (project ppe-detection-qlq3d), containing 5,140 annotated images across 10 PPE-related classes. We applied standard augmentation (horizontal flip, ±15° rotation, brightness jitter) through Roboflow's preprocessing pipeline before export. The 10 detection classes are: helmet, no-helmet, vest, no-vest, boots, no-boots, gloves, no-gloves, goggles, and no-goggles. Each item of equipment is represented by a matched pair of classes, one for the equipment being worn and one for its absence, which allows a violation to be raised directly from a detection rather than inferred. The set contains no person, vehicle or machinery class; that limitation is what necessitated the second detector described in Section 4.3.7.</w:t>
       </w:r>
     </w:p>
     <w:p>
@@ -15447,7 +15447,7 @@
                 <w:szCs w:val="20"/>
                 <w:rtl w:val="0"/>
               </w:rPr>
-              <w:t xml:space="preserve">3,710</w:t>
+              <w:t xml:space="preserve">3,597</w:t>
             </w:r>
             <w:r>
               <w:rPr>
@@ -15593,7 +15593,7 @@
                 <w:szCs w:val="20"/>
                 <w:rtl w:val="0"/>
               </w:rPr>
-              <w:t xml:space="preserve">1,060</w:t>
+              <w:t xml:space="preserve">1,026</w:t>
             </w:r>
             <w:r>
               <w:rPr>
@@ -15739,7 +15739,7 @@
                 <w:szCs w:val="20"/>
                 <w:rtl w:val="0"/>
               </w:rPr>
-              <w:t xml:space="preserve">530</w:t>
+              <w:t xml:space="preserve">517</w:t>
             </w:r>
             <w:r>
               <w:rPr>
@@ -15842,7 +15842,7 @@
         <w:rPr>
           <w:rtl w:val="0"/>
         </w:rPr>
-        <w:t xml:space="preserve">Training ran on Google Colab using a Tesla T4 GPU. We initially attempted training on a local Apple M4 MacBook Air using MPS acceleration, but encountered repeated out-of-memory crashes even with reduced batch sizes. Moving to Colab solved this and also gave us access to larger GPU memory for batch size 16 with 640×640 input resolution. Trained weights and logs were saved directly to Google Drive for persistence across Colab sessions.</w:t>
+        <w:t xml:space="preserve">Training ran on Google Colab using a Tesla T4 GPU. We initially attempted training on a local Apple M4 MacBook Air using MPS acceleration, but encountered repeated out-of-memory crashes even with reduced batch sizes. The runs reported here were completed with a batch size of 4 at 416×416 input resolution, settings chosen to fit the available session memory and to keep training within a single Colab session rather than to maximise accuracy. Trained weights and logs were saved directly to Google Drive for persistence across Colab sessions.</w:t>
       </w:r>
     </w:p>
     <w:p>
@@ -16089,42 +16089,42 @@
                 <w:szCs w:val="20"/>
                 <w:rtl w:val="0"/>
               </w:rPr>
-              <w:t xml:space="preserve">YOLOv11-M</w:t>
-            </w:r>
-            <w:r>
-              <w:rPr>
-                <w:rtl w:val="0"/>
-              </w:rPr>
-            </w:r>
-          </w:p>
-        </w:tc>
-        <w:tc>
-          <w:tcPr>
-            <w:tcBorders>
-              <w:top w:color="999999" w:space="0" w:sz="4" w:val="single"/>
-              <w:left w:color="999999" w:space="0" w:sz="4" w:val="single"/>
-              <w:bottom w:color="999999" w:space="0" w:sz="4" w:val="single"/>
-              <w:right w:color="999999" w:space="0" w:sz="4" w:val="single"/>
-            </w:tcBorders>
-            <w:tcMar>
-              <w:top w:w="60.0" w:type="dxa"/>
-              <w:left w:w="80.0" w:type="dxa"/>
-              <w:bottom w:w="60.0" w:type="dxa"/>
-              <w:right w:w="80.0" w:type="dxa"/>
-            </w:tcMar>
-          </w:tcPr>
-          <w:p>
-            <w:pPr>
-              <w:spacing w:line="276" w:lineRule="auto"/>
-              <w:rPr/>
-            </w:pPr>
-            <w:r>
-              <w:rPr>
-                <w:sz w:val="20"/>
-                <w:szCs w:val="20"/>
-                <w:rtl w:val="0"/>
-              </w:rPr>
-              <w:t xml:space="preserve">Balance of accuracy and inference speed</w:t>
+              <w:t xml:space="preserve">YOLOv11-n (nano)</w:t>
+            </w:r>
+            <w:r>
+              <w:rPr>
+                <w:rtl w:val="0"/>
+              </w:rPr>
+            </w:r>
+          </w:p>
+        </w:tc>
+        <w:tc>
+          <w:tcPr>
+            <w:tcBorders>
+              <w:top w:color="999999" w:space="0" w:sz="4" w:val="single"/>
+              <w:left w:color="999999" w:space="0" w:sz="4" w:val="single"/>
+              <w:bottom w:color="999999" w:space="0" w:sz="4" w:val="single"/>
+              <w:right w:color="999999" w:space="0" w:sz="4" w:val="single"/>
+            </w:tcBorders>
+            <w:tcMar>
+              <w:top w:w="60.0" w:type="dxa"/>
+              <w:left w:w="80.0" w:type="dxa"/>
+              <w:bottom w:w="60.0" w:type="dxa"/>
+              <w:right w:w="80.0" w:type="dxa"/>
+            </w:tcMar>
+          </w:tcPr>
+          <w:p>
+            <w:pPr>
+              <w:spacing w:line="276" w:lineRule="auto"/>
+              <w:rPr/>
+            </w:pPr>
+            <w:r>
+              <w:rPr>
+                <w:sz w:val="20"/>
+                <w:szCs w:val="20"/>
+                <w:rtl w:val="0"/>
+              </w:rPr>
+              <w:t xml:space="preserve">Smallest variant; fits available training and edge compute</w:t>
             </w:r>
             <w:r>
               <w:rPr>
@@ -16200,42 +16200,42 @@
                 <w:szCs w:val="20"/>
                 <w:rtl w:val="0"/>
               </w:rPr>
-              <w:t xml:space="preserve">640 × 640</w:t>
-            </w:r>
-            <w:r>
-              <w:rPr>
-                <w:rtl w:val="0"/>
-              </w:rPr>
-            </w:r>
-          </w:p>
-        </w:tc>
-        <w:tc>
-          <w:tcPr>
-            <w:tcBorders>
-              <w:top w:color="999999" w:space="0" w:sz="4" w:val="single"/>
-              <w:left w:color="999999" w:space="0" w:sz="4" w:val="single"/>
-              <w:bottom w:color="999999" w:space="0" w:sz="4" w:val="single"/>
-              <w:right w:color="999999" w:space="0" w:sz="4" w:val="single"/>
-            </w:tcBorders>
-            <w:tcMar>
-              <w:top w:w="60.0" w:type="dxa"/>
-              <w:left w:w="80.0" w:type="dxa"/>
-              <w:bottom w:w="60.0" w:type="dxa"/>
-              <w:right w:w="80.0" w:type="dxa"/>
-            </w:tcMar>
-          </w:tcPr>
-          <w:p>
-            <w:pPr>
-              <w:spacing w:line="276" w:lineRule="auto"/>
-              <w:rPr/>
-            </w:pPr>
-            <w:r>
-              <w:rPr>
-                <w:sz w:val="20"/>
-                <w:szCs w:val="20"/>
-                <w:rtl w:val="0"/>
-              </w:rPr>
-              <w:t xml:space="preserve">Standard for YOLO; adequate for PPE objects</w:t>
+              <w:t xml:space="preserve">416 × 416</w:t>
+            </w:r>
+            <w:r>
+              <w:rPr>
+                <w:rtl w:val="0"/>
+              </w:rPr>
+            </w:r>
+          </w:p>
+        </w:tc>
+        <w:tc>
+          <w:tcPr>
+            <w:tcBorders>
+              <w:top w:color="999999" w:space="0" w:sz="4" w:val="single"/>
+              <w:left w:color="999999" w:space="0" w:sz="4" w:val="single"/>
+              <w:bottom w:color="999999" w:space="0" w:sz="4" w:val="single"/>
+              <w:right w:color="999999" w:space="0" w:sz="4" w:val="single"/>
+            </w:tcBorders>
+            <w:tcMar>
+              <w:top w:w="60.0" w:type="dxa"/>
+              <w:left w:w="80.0" w:type="dxa"/>
+              <w:bottom w:w="60.0" w:type="dxa"/>
+              <w:right w:w="80.0" w:type="dxa"/>
+            </w:tcMar>
+          </w:tcPr>
+          <w:p>
+            <w:pPr>
+              <w:spacing w:line="276" w:lineRule="auto"/>
+              <w:rPr/>
+            </w:pPr>
+            <w:r>
+              <w:rPr>
+                <w:sz w:val="20"/>
+                <w:szCs w:val="20"/>
+                <w:rtl w:val="0"/>
+              </w:rPr>
+              <w:t xml:space="preserve">Reduced from the 640 standard to fit session memory</w:t>
             </w:r>
             <w:r>
               <w:rPr>
@@ -16311,42 +16311,42 @@
                 <w:szCs w:val="20"/>
                 <w:rtl w:val="0"/>
               </w:rPr>
-              <w:t xml:space="preserve">16</w:t>
-            </w:r>
-            <w:r>
-              <w:rPr>
-                <w:rtl w:val="0"/>
-              </w:rPr>
-            </w:r>
-          </w:p>
-        </w:tc>
-        <w:tc>
-          <w:tcPr>
-            <w:tcBorders>
-              <w:top w:color="999999" w:space="0" w:sz="4" w:val="single"/>
-              <w:left w:color="999999" w:space="0" w:sz="4" w:val="single"/>
-              <w:bottom w:color="999999" w:space="0" w:sz="4" w:val="single"/>
-              <w:right w:color="999999" w:space="0" w:sz="4" w:val="single"/>
-            </w:tcBorders>
-            <w:tcMar>
-              <w:top w:w="60.0" w:type="dxa"/>
-              <w:left w:w="80.0" w:type="dxa"/>
-              <w:bottom w:w="60.0" w:type="dxa"/>
-              <w:right w:w="80.0" w:type="dxa"/>
-            </w:tcMar>
-          </w:tcPr>
-          <w:p>
-            <w:pPr>
-              <w:spacing w:line="276" w:lineRule="auto"/>
-              <w:rPr/>
-            </w:pPr>
-            <w:r>
-              <w:rPr>
-                <w:sz w:val="20"/>
-                <w:szCs w:val="20"/>
-                <w:rtl w:val="0"/>
-              </w:rPr>
-              <w:t xml:space="preserve">Maximum stable on T4 16GB VRAM</w:t>
+              <w:t xml:space="preserve">4</w:t>
+            </w:r>
+            <w:r>
+              <w:rPr>
+                <w:rtl w:val="0"/>
+              </w:rPr>
+            </w:r>
+          </w:p>
+        </w:tc>
+        <w:tc>
+          <w:tcPr>
+            <w:tcBorders>
+              <w:top w:color="999999" w:space="0" w:sz="4" w:val="single"/>
+              <w:left w:color="999999" w:space="0" w:sz="4" w:val="single"/>
+              <w:bottom w:color="999999" w:space="0" w:sz="4" w:val="single"/>
+              <w:right w:color="999999" w:space="0" w:sz="4" w:val="single"/>
+            </w:tcBorders>
+            <w:tcMar>
+              <w:top w:w="60.0" w:type="dxa"/>
+              <w:left w:w="80.0" w:type="dxa"/>
+              <w:bottom w:w="60.0" w:type="dxa"/>
+              <w:right w:w="80.0" w:type="dxa"/>
+            </w:tcMar>
+          </w:tcPr>
+          <w:p>
+            <w:pPr>
+              <w:spacing w:line="276" w:lineRule="auto"/>
+              <w:rPr/>
+            </w:pPr>
+            <w:r>
+              <w:rPr>
+                <w:sz w:val="20"/>
+                <w:szCs w:val="20"/>
+                <w:rtl w:val="0"/>
+              </w:rPr>
+              <w:t xml:space="preserve">Limited by available session memory</w:t>
             </w:r>
             <w:r>
               <w:rPr>
@@ -16422,42 +16422,42 @@
                 <w:szCs w:val="20"/>
                 <w:rtl w:val="0"/>
               </w:rPr>
-              <w:t xml:space="preserve">100</w:t>
-            </w:r>
-            <w:r>
-              <w:rPr>
-                <w:rtl w:val="0"/>
-              </w:rPr>
-            </w:r>
-          </w:p>
-        </w:tc>
-        <w:tc>
-          <w:tcPr>
-            <w:tcBorders>
-              <w:top w:color="999999" w:space="0" w:sz="4" w:val="single"/>
-              <w:left w:color="999999" w:space="0" w:sz="4" w:val="single"/>
-              <w:bottom w:color="999999" w:space="0" w:sz="4" w:val="single"/>
-              <w:right w:color="999999" w:space="0" w:sz="4" w:val="single"/>
-            </w:tcBorders>
-            <w:tcMar>
-              <w:top w:w="60.0" w:type="dxa"/>
-              <w:left w:w="80.0" w:type="dxa"/>
-              <w:bottom w:w="60.0" w:type="dxa"/>
-              <w:right w:w="80.0" w:type="dxa"/>
-            </w:tcMar>
-          </w:tcPr>
-          <w:p>
-            <w:pPr>
-              <w:spacing w:line="276" w:lineRule="auto"/>
-              <w:rPr/>
-            </w:pPr>
-            <w:r>
-              <w:rPr>
-                <w:sz w:val="20"/>
-                <w:szCs w:val="20"/>
-                <w:rtl w:val="0"/>
-              </w:rPr>
-              <w:t xml:space="preserve">With early stopping patience of 15</w:t>
+              <w:t xml:space="preserve">30</w:t>
+            </w:r>
+            <w:r>
+              <w:rPr>
+                <w:rtl w:val="0"/>
+              </w:rPr>
+            </w:r>
+          </w:p>
+        </w:tc>
+        <w:tc>
+          <w:tcPr>
+            <w:tcBorders>
+              <w:top w:color="999999" w:space="0" w:sz="4" w:val="single"/>
+              <w:left w:color="999999" w:space="0" w:sz="4" w:val="single"/>
+              <w:bottom w:color="999999" w:space="0" w:sz="4" w:val="single"/>
+              <w:right w:color="999999" w:space="0" w:sz="4" w:val="single"/>
+            </w:tcBorders>
+            <w:tcMar>
+              <w:top w:w="60.0" w:type="dxa"/>
+              <w:left w:w="80.0" w:type="dxa"/>
+              <w:bottom w:w="60.0" w:type="dxa"/>
+              <w:right w:w="80.0" w:type="dxa"/>
+            </w:tcMar>
+          </w:tcPr>
+          <w:p>
+            <w:pPr>
+              <w:spacing w:line="276" w:lineRule="auto"/>
+              <w:rPr/>
+            </w:pPr>
+            <w:r>
+              <w:rPr>
+                <w:sz w:val="20"/>
+                <w:szCs w:val="20"/>
+                <w:rtl w:val="0"/>
+              </w:rPr>
+              <w:t xml:space="preserve">No early stopping was applied; see Section 4.3.3</w:t>
             </w:r>
             <w:r>
               <w:rPr>
@@ -16875,42 +16875,42 @@
                 <w:szCs w:val="20"/>
                 <w:rtl w:val="0"/>
               </w:rPr>
-              <w:t xml:space="preserve">0.45</w:t>
-            </w:r>
-            <w:r>
-              <w:rPr>
-                <w:rtl w:val="0"/>
-              </w:rPr>
-            </w:r>
-          </w:p>
-        </w:tc>
-        <w:tc>
-          <w:tcPr>
-            <w:tcBorders>
-              <w:top w:color="999999" w:space="0" w:sz="4" w:val="single"/>
-              <w:left w:color="999999" w:space="0" w:sz="4" w:val="single"/>
-              <w:bottom w:color="999999" w:space="0" w:sz="4" w:val="single"/>
-              <w:right w:color="999999" w:space="0" w:sz="4" w:val="single"/>
-            </w:tcBorders>
-            <w:tcMar>
-              <w:top w:w="60.0" w:type="dxa"/>
-              <w:left w:w="80.0" w:type="dxa"/>
-              <w:bottom w:w="60.0" w:type="dxa"/>
-              <w:right w:w="80.0" w:type="dxa"/>
-            </w:tcMar>
-          </w:tcPr>
-          <w:p>
-            <w:pPr>
-              <w:spacing w:line="276" w:lineRule="auto"/>
-              <w:rPr/>
-            </w:pPr>
-            <w:r>
-              <w:rPr>
-                <w:sz w:val="20"/>
-                <w:szCs w:val="20"/>
-                <w:rtl w:val="0"/>
-              </w:rPr>
-              <w:t xml:space="preserve">Tuned on validation set</w:t>
+              <w:t xml:space="preserve">0.15</w:t>
+            </w:r>
+            <w:r>
+              <w:rPr>
+                <w:rtl w:val="0"/>
+              </w:rPr>
+            </w:r>
+          </w:p>
+        </w:tc>
+        <w:tc>
+          <w:tcPr>
+            <w:tcBorders>
+              <w:top w:color="999999" w:space="0" w:sz="4" w:val="single"/>
+              <w:left w:color="999999" w:space="0" w:sz="4" w:val="single"/>
+              <w:bottom w:color="999999" w:space="0" w:sz="4" w:val="single"/>
+              <w:right w:color="999999" w:space="0" w:sz="4" w:val="single"/>
+            </w:tcBorders>
+            <w:tcMar>
+              <w:top w:w="60.0" w:type="dxa"/>
+              <w:left w:w="80.0" w:type="dxa"/>
+              <w:bottom w:w="60.0" w:type="dxa"/>
+              <w:right w:w="80.0" w:type="dxa"/>
+            </w:tcMar>
+          </w:tcPr>
+          <w:p>
+            <w:pPr>
+              <w:spacing w:line="276" w:lineRule="auto"/>
+              <w:rPr/>
+            </w:pPr>
+            <w:r>
+              <w:rPr>
+                <w:sz w:val="20"/>
+                <w:szCs w:val="20"/>
+                <w:rtl w:val="0"/>
+              </w:rPr>
+              <w:t xml:space="preserve">Runtime inference threshold used by the pipeline</w:t>
             </w:r>
             <w:r>
               <w:rPr>
@@ -17054,7 +17054,7 @@
         <w:rPr>
           <w:rtl w:val="0"/>
         </w:rPr>
-        <w:t xml:space="preserve">After training, the model achieved a mean Average Precision (mAP@0.5) of 93% on the test split. Per-class precision varied, with high-contrast items like hardhats and safety vests performing best, while smaller objects like gloves had lower recall due to occlusion and inconsistent annotation quality. </w:t>
+        <w:t xml:space="preserve">Evaluating the trained weights on the held-out test split gives a mean Average Precision (mAP@0.5) of 54.4 percent, with mAP@0.5:0.95 of 0.333, mean precision 0.481 and mean recall 0.665. Table 4.6 reports the per-class figures from that same evaluation run. The aggregate number conceals a split in behaviour that matters more than the headline figure. The model identifies equipment that is present with high reliability: helmet, vest and boots all exceed 0.94 mAP@0.5. It is markedly weaker at recognising equipment that is absent, which is precisely the condition the system exists to detect; no-gloves reaches only 0.095, no-boots 0.175 and no-helmet 0.308. Absence is a harder visual target than presence, since it must be inferred from the region where equipment would be rather than from the equipment itself, and the negative classes are less well represented in the dataset. The practical consequence is that the current weights are more dependable for confirming compliance than for catching a violation, and raising the negative-class scores is the highest-value improvement available to the vision module. These figures come from a 30-epoch run of the nano model at 416 pixels, well short of a fully converged configuration; a longer run of a larger variant at 640 pixels is expected to improve them materially and is recorded as future work in Section 5.2. </w:t>
       </w:r>
     </w:p>
     <w:p>
@@ -17306,112 +17306,112 @@
                 <w:szCs w:val="20"/>
                 <w:rtl w:val="0"/>
               </w:rPr>
-              <w:t xml:space="preserve">Hardhat</w:t>
-            </w:r>
-            <w:r>
-              <w:rPr>
-                <w:rtl w:val="0"/>
-              </w:rPr>
-            </w:r>
-          </w:p>
-        </w:tc>
-        <w:tc>
-          <w:tcPr>
-            <w:tcBorders>
-              <w:top w:color="999999" w:space="0" w:sz="4" w:val="single"/>
-              <w:left w:color="999999" w:space="0" w:sz="4" w:val="single"/>
-              <w:bottom w:color="999999" w:space="0" w:sz="4" w:val="single"/>
-              <w:right w:color="999999" w:space="0" w:sz="4" w:val="single"/>
-            </w:tcBorders>
-            <w:tcMar>
-              <w:top w:w="60.0" w:type="dxa"/>
-              <w:left w:w="80.0" w:type="dxa"/>
-              <w:bottom w:w="60.0" w:type="dxa"/>
-              <w:right w:w="80.0" w:type="dxa"/>
-            </w:tcMar>
-          </w:tcPr>
-          <w:p>
-            <w:pPr>
-              <w:spacing w:line="276" w:lineRule="auto"/>
-              <w:rPr/>
-            </w:pPr>
-            <w:r>
-              <w:rPr>
-                <w:sz w:val="20"/>
-                <w:szCs w:val="20"/>
-                <w:rtl w:val="0"/>
-              </w:rPr>
-              <w:t xml:space="preserve">0.96</w:t>
-            </w:r>
-            <w:r>
-              <w:rPr>
-                <w:rtl w:val="0"/>
-              </w:rPr>
-            </w:r>
-          </w:p>
-        </w:tc>
-        <w:tc>
-          <w:tcPr>
-            <w:tcBorders>
-              <w:top w:color="999999" w:space="0" w:sz="4" w:val="single"/>
-              <w:left w:color="999999" w:space="0" w:sz="4" w:val="single"/>
-              <w:bottom w:color="999999" w:space="0" w:sz="4" w:val="single"/>
-              <w:right w:color="999999" w:space="0" w:sz="4" w:val="single"/>
-            </w:tcBorders>
-            <w:tcMar>
-              <w:top w:w="60.0" w:type="dxa"/>
-              <w:left w:w="80.0" w:type="dxa"/>
-              <w:bottom w:w="60.0" w:type="dxa"/>
-              <w:right w:w="80.0" w:type="dxa"/>
-            </w:tcMar>
-          </w:tcPr>
-          <w:p>
-            <w:pPr>
-              <w:spacing w:line="276" w:lineRule="auto"/>
-              <w:rPr/>
-            </w:pPr>
-            <w:r>
-              <w:rPr>
-                <w:sz w:val="20"/>
-                <w:szCs w:val="20"/>
-                <w:rtl w:val="0"/>
-              </w:rPr>
-              <w:t xml:space="preserve">0.94</w:t>
-            </w:r>
-            <w:r>
-              <w:rPr>
-                <w:rtl w:val="0"/>
-              </w:rPr>
-            </w:r>
-          </w:p>
-        </w:tc>
-        <w:tc>
-          <w:tcPr>
-            <w:tcBorders>
-              <w:top w:color="999999" w:space="0" w:sz="4" w:val="single"/>
-              <w:left w:color="999999" w:space="0" w:sz="4" w:val="single"/>
-              <w:bottom w:color="999999" w:space="0" w:sz="4" w:val="single"/>
-              <w:right w:color="999999" w:space="0" w:sz="4" w:val="single"/>
-            </w:tcBorders>
-            <w:tcMar>
-              <w:top w:w="60.0" w:type="dxa"/>
-              <w:left w:w="80.0" w:type="dxa"/>
-              <w:bottom w:w="60.0" w:type="dxa"/>
-              <w:right w:w="80.0" w:type="dxa"/>
-            </w:tcMar>
-          </w:tcPr>
-          <w:p>
-            <w:pPr>
-              <w:spacing w:line="276" w:lineRule="auto"/>
-              <w:rPr/>
-            </w:pPr>
-            <w:r>
-              <w:rPr>
-                <w:sz w:val="20"/>
-                <w:szCs w:val="20"/>
-                <w:rtl w:val="0"/>
-              </w:rPr>
-              <w:t xml:space="preserve">0.97</w:t>
+              <w:t xml:space="preserve">helmet</w:t>
+            </w:r>
+            <w:r>
+              <w:rPr>
+                <w:rtl w:val="0"/>
+              </w:rPr>
+            </w:r>
+          </w:p>
+        </w:tc>
+        <w:tc>
+          <w:tcPr>
+            <w:tcBorders>
+              <w:top w:color="999999" w:space="0" w:sz="4" w:val="single"/>
+              <w:left w:color="999999" w:space="0" w:sz="4" w:val="single"/>
+              <w:bottom w:color="999999" w:space="0" w:sz="4" w:val="single"/>
+              <w:right w:color="999999" w:space="0" w:sz="4" w:val="single"/>
+            </w:tcBorders>
+            <w:tcMar>
+              <w:top w:w="60.0" w:type="dxa"/>
+              <w:left w:w="80.0" w:type="dxa"/>
+              <w:bottom w:w="60.0" w:type="dxa"/>
+              <w:right w:w="80.0" w:type="dxa"/>
+            </w:tcMar>
+          </w:tcPr>
+          <w:p>
+            <w:pPr>
+              <w:spacing w:line="276" w:lineRule="auto"/>
+              <w:rPr/>
+            </w:pPr>
+            <w:r>
+              <w:rPr>
+                <w:sz w:val="20"/>
+                <w:szCs w:val="20"/>
+                <w:rtl w:val="0"/>
+              </w:rPr>
+              <w:t xml:space="preserve">0.904</w:t>
+            </w:r>
+            <w:r>
+              <w:rPr>
+                <w:rtl w:val="0"/>
+              </w:rPr>
+            </w:r>
+          </w:p>
+        </w:tc>
+        <w:tc>
+          <w:tcPr>
+            <w:tcBorders>
+              <w:top w:color="999999" w:space="0" w:sz="4" w:val="single"/>
+              <w:left w:color="999999" w:space="0" w:sz="4" w:val="single"/>
+              <w:bottom w:color="999999" w:space="0" w:sz="4" w:val="single"/>
+              <w:right w:color="999999" w:space="0" w:sz="4" w:val="single"/>
+            </w:tcBorders>
+            <w:tcMar>
+              <w:top w:w="60.0" w:type="dxa"/>
+              <w:left w:w="80.0" w:type="dxa"/>
+              <w:bottom w:w="60.0" w:type="dxa"/>
+              <w:right w:w="80.0" w:type="dxa"/>
+            </w:tcMar>
+          </w:tcPr>
+          <w:p>
+            <w:pPr>
+              <w:spacing w:line="276" w:lineRule="auto"/>
+              <w:rPr/>
+            </w:pPr>
+            <w:r>
+              <w:rPr>
+                <w:sz w:val="20"/>
+                <w:szCs w:val="20"/>
+                <w:rtl w:val="0"/>
+              </w:rPr>
+              <w:t xml:space="preserve">0.939</w:t>
+            </w:r>
+            <w:r>
+              <w:rPr>
+                <w:rtl w:val="0"/>
+              </w:rPr>
+            </w:r>
+          </w:p>
+        </w:tc>
+        <w:tc>
+          <w:tcPr>
+            <w:tcBorders>
+              <w:top w:color="999999" w:space="0" w:sz="4" w:val="single"/>
+              <w:left w:color="999999" w:space="0" w:sz="4" w:val="single"/>
+              <w:bottom w:color="999999" w:space="0" w:sz="4" w:val="single"/>
+              <w:right w:color="999999" w:space="0" w:sz="4" w:val="single"/>
+            </w:tcBorders>
+            <w:tcMar>
+              <w:top w:w="60.0" w:type="dxa"/>
+              <w:left w:w="80.0" w:type="dxa"/>
+              <w:bottom w:w="60.0" w:type="dxa"/>
+              <w:right w:w="80.0" w:type="dxa"/>
+            </w:tcMar>
+          </w:tcPr>
+          <w:p>
+            <w:pPr>
+              <w:spacing w:line="276" w:lineRule="auto"/>
+              <w:rPr/>
+            </w:pPr>
+            <w:r>
+              <w:rPr>
+                <w:sz w:val="20"/>
+                <w:szCs w:val="20"/>
+                <w:rtl w:val="0"/>
+              </w:rPr>
+              <w:t xml:space="preserve">0.942</w:t>
             </w:r>
             <w:r>
               <w:rPr>
@@ -17452,112 +17452,112 @@
                 <w:szCs w:val="20"/>
                 <w:rtl w:val="0"/>
               </w:rPr>
-              <w:t xml:space="preserve">No-Hardhat</w:t>
-            </w:r>
-            <w:r>
-              <w:rPr>
-                <w:rtl w:val="0"/>
-              </w:rPr>
-            </w:r>
-          </w:p>
-        </w:tc>
-        <w:tc>
-          <w:tcPr>
-            <w:tcBorders>
-              <w:top w:color="999999" w:space="0" w:sz="4" w:val="single"/>
-              <w:left w:color="999999" w:space="0" w:sz="4" w:val="single"/>
-              <w:bottom w:color="999999" w:space="0" w:sz="4" w:val="single"/>
-              <w:right w:color="999999" w:space="0" w:sz="4" w:val="single"/>
-            </w:tcBorders>
-            <w:tcMar>
-              <w:top w:w="60.0" w:type="dxa"/>
-              <w:left w:w="80.0" w:type="dxa"/>
-              <w:bottom w:w="60.0" w:type="dxa"/>
-              <w:right w:w="80.0" w:type="dxa"/>
-            </w:tcMar>
-          </w:tcPr>
-          <w:p>
-            <w:pPr>
-              <w:spacing w:line="276" w:lineRule="auto"/>
-              <w:rPr/>
-            </w:pPr>
-            <w:r>
-              <w:rPr>
-                <w:sz w:val="20"/>
-                <w:szCs w:val="20"/>
-                <w:rtl w:val="0"/>
-              </w:rPr>
-              <w:t xml:space="preserve">0.91</w:t>
-            </w:r>
-            <w:r>
-              <w:rPr>
-                <w:rtl w:val="0"/>
-              </w:rPr>
-            </w:r>
-          </w:p>
-        </w:tc>
-        <w:tc>
-          <w:tcPr>
-            <w:tcBorders>
-              <w:top w:color="999999" w:space="0" w:sz="4" w:val="single"/>
-              <w:left w:color="999999" w:space="0" w:sz="4" w:val="single"/>
-              <w:bottom w:color="999999" w:space="0" w:sz="4" w:val="single"/>
-              <w:right w:color="999999" w:space="0" w:sz="4" w:val="single"/>
-            </w:tcBorders>
-            <w:tcMar>
-              <w:top w:w="60.0" w:type="dxa"/>
-              <w:left w:w="80.0" w:type="dxa"/>
-              <w:bottom w:w="60.0" w:type="dxa"/>
-              <w:right w:w="80.0" w:type="dxa"/>
-            </w:tcMar>
-          </w:tcPr>
-          <w:p>
-            <w:pPr>
-              <w:spacing w:line="276" w:lineRule="auto"/>
-              <w:rPr/>
-            </w:pPr>
-            <w:r>
-              <w:rPr>
-                <w:sz w:val="20"/>
-                <w:szCs w:val="20"/>
-                <w:rtl w:val="0"/>
-              </w:rPr>
-              <w:t xml:space="preserve">0.88</w:t>
-            </w:r>
-            <w:r>
-              <w:rPr>
-                <w:rtl w:val="0"/>
-              </w:rPr>
-            </w:r>
-          </w:p>
-        </w:tc>
-        <w:tc>
-          <w:tcPr>
-            <w:tcBorders>
-              <w:top w:color="999999" w:space="0" w:sz="4" w:val="single"/>
-              <w:left w:color="999999" w:space="0" w:sz="4" w:val="single"/>
-              <w:bottom w:color="999999" w:space="0" w:sz="4" w:val="single"/>
-              <w:right w:color="999999" w:space="0" w:sz="4" w:val="single"/>
-            </w:tcBorders>
-            <w:tcMar>
-              <w:top w:w="60.0" w:type="dxa"/>
-              <w:left w:w="80.0" w:type="dxa"/>
-              <w:bottom w:w="60.0" w:type="dxa"/>
-              <w:right w:w="80.0" w:type="dxa"/>
-            </w:tcMar>
-          </w:tcPr>
-          <w:p>
-            <w:pPr>
-              <w:spacing w:line="276" w:lineRule="auto"/>
-              <w:rPr/>
-            </w:pPr>
-            <w:r>
-              <w:rPr>
-                <w:sz w:val="20"/>
-                <w:szCs w:val="20"/>
-                <w:rtl w:val="0"/>
-              </w:rPr>
-              <w:t xml:space="preserve">0.93</w:t>
+              <w:t xml:space="preserve">no-helmet</w:t>
+            </w:r>
+            <w:r>
+              <w:rPr>
+                <w:rtl w:val="0"/>
+              </w:rPr>
+            </w:r>
+          </w:p>
+        </w:tc>
+        <w:tc>
+          <w:tcPr>
+            <w:tcBorders>
+              <w:top w:color="999999" w:space="0" w:sz="4" w:val="single"/>
+              <w:left w:color="999999" w:space="0" w:sz="4" w:val="single"/>
+              <w:bottom w:color="999999" w:space="0" w:sz="4" w:val="single"/>
+              <w:right w:color="999999" w:space="0" w:sz="4" w:val="single"/>
+            </w:tcBorders>
+            <w:tcMar>
+              <w:top w:w="60.0" w:type="dxa"/>
+              <w:left w:w="80.0" w:type="dxa"/>
+              <w:bottom w:w="60.0" w:type="dxa"/>
+              <w:right w:w="80.0" w:type="dxa"/>
+            </w:tcMar>
+          </w:tcPr>
+          <w:p>
+            <w:pPr>
+              <w:spacing w:line="276" w:lineRule="auto"/>
+              <w:rPr/>
+            </w:pPr>
+            <w:r>
+              <w:rPr>
+                <w:sz w:val="20"/>
+                <w:szCs w:val="20"/>
+                <w:rtl w:val="0"/>
+              </w:rPr>
+              <w:t xml:space="preserve">0.270</w:t>
+            </w:r>
+            <w:r>
+              <w:rPr>
+                <w:rtl w:val="0"/>
+              </w:rPr>
+            </w:r>
+          </w:p>
+        </w:tc>
+        <w:tc>
+          <w:tcPr>
+            <w:tcBorders>
+              <w:top w:color="999999" w:space="0" w:sz="4" w:val="single"/>
+              <w:left w:color="999999" w:space="0" w:sz="4" w:val="single"/>
+              <w:bottom w:color="999999" w:space="0" w:sz="4" w:val="single"/>
+              <w:right w:color="999999" w:space="0" w:sz="4" w:val="single"/>
+            </w:tcBorders>
+            <w:tcMar>
+              <w:top w:w="60.0" w:type="dxa"/>
+              <w:left w:w="80.0" w:type="dxa"/>
+              <w:bottom w:w="60.0" w:type="dxa"/>
+              <w:right w:w="80.0" w:type="dxa"/>
+            </w:tcMar>
+          </w:tcPr>
+          <w:p>
+            <w:pPr>
+              <w:spacing w:line="276" w:lineRule="auto"/>
+              <w:rPr/>
+            </w:pPr>
+            <w:r>
+              <w:rPr>
+                <w:sz w:val="20"/>
+                <w:szCs w:val="20"/>
+                <w:rtl w:val="0"/>
+              </w:rPr>
+              <w:t xml:space="preserve">0.667</w:t>
+            </w:r>
+            <w:r>
+              <w:rPr>
+                <w:rtl w:val="0"/>
+              </w:rPr>
+            </w:r>
+          </w:p>
+        </w:tc>
+        <w:tc>
+          <w:tcPr>
+            <w:tcBorders>
+              <w:top w:color="999999" w:space="0" w:sz="4" w:val="single"/>
+              <w:left w:color="999999" w:space="0" w:sz="4" w:val="single"/>
+              <w:bottom w:color="999999" w:space="0" w:sz="4" w:val="single"/>
+              <w:right w:color="999999" w:space="0" w:sz="4" w:val="single"/>
+            </w:tcBorders>
+            <w:tcMar>
+              <w:top w:w="60.0" w:type="dxa"/>
+              <w:left w:w="80.0" w:type="dxa"/>
+              <w:bottom w:w="60.0" w:type="dxa"/>
+              <w:right w:w="80.0" w:type="dxa"/>
+            </w:tcMar>
+          </w:tcPr>
+          <w:p>
+            <w:pPr>
+              <w:spacing w:line="276" w:lineRule="auto"/>
+              <w:rPr/>
+            </w:pPr>
+            <w:r>
+              <w:rPr>
+                <w:sz w:val="20"/>
+                <w:szCs w:val="20"/>
+                <w:rtl w:val="0"/>
+              </w:rPr>
+              <w:t xml:space="preserve">0.308</w:t>
             </w:r>
             <w:r>
               <w:rPr>
@@ -17598,112 +17598,112 @@
                 <w:szCs w:val="20"/>
                 <w:rtl w:val="0"/>
               </w:rPr>
-              <w:t xml:space="preserve">Safety Vest</w:t>
-            </w:r>
-            <w:r>
-              <w:rPr>
-                <w:rtl w:val="0"/>
-              </w:rPr>
-            </w:r>
-          </w:p>
-        </w:tc>
-        <w:tc>
-          <w:tcPr>
-            <w:tcBorders>
-              <w:top w:color="999999" w:space="0" w:sz="4" w:val="single"/>
-              <w:left w:color="999999" w:space="0" w:sz="4" w:val="single"/>
-              <w:bottom w:color="999999" w:space="0" w:sz="4" w:val="single"/>
-              <w:right w:color="999999" w:space="0" w:sz="4" w:val="single"/>
-            </w:tcBorders>
-            <w:tcMar>
-              <w:top w:w="60.0" w:type="dxa"/>
-              <w:left w:w="80.0" w:type="dxa"/>
-              <w:bottom w:w="60.0" w:type="dxa"/>
-              <w:right w:w="80.0" w:type="dxa"/>
-            </w:tcMar>
-          </w:tcPr>
-          <w:p>
-            <w:pPr>
-              <w:spacing w:line="276" w:lineRule="auto"/>
-              <w:rPr/>
-            </w:pPr>
-            <w:r>
-              <w:rPr>
-                <w:sz w:val="20"/>
-                <w:szCs w:val="20"/>
-                <w:rtl w:val="0"/>
-              </w:rPr>
-              <w:t xml:space="preserve">0.95</w:t>
-            </w:r>
-            <w:r>
-              <w:rPr>
-                <w:rtl w:val="0"/>
-              </w:rPr>
-            </w:r>
-          </w:p>
-        </w:tc>
-        <w:tc>
-          <w:tcPr>
-            <w:tcBorders>
-              <w:top w:color="999999" w:space="0" w:sz="4" w:val="single"/>
-              <w:left w:color="999999" w:space="0" w:sz="4" w:val="single"/>
-              <w:bottom w:color="999999" w:space="0" w:sz="4" w:val="single"/>
-              <w:right w:color="999999" w:space="0" w:sz="4" w:val="single"/>
-            </w:tcBorders>
-            <w:tcMar>
-              <w:top w:w="60.0" w:type="dxa"/>
-              <w:left w:w="80.0" w:type="dxa"/>
-              <w:bottom w:w="60.0" w:type="dxa"/>
-              <w:right w:w="80.0" w:type="dxa"/>
-            </w:tcMar>
-          </w:tcPr>
-          <w:p>
-            <w:pPr>
-              <w:spacing w:line="276" w:lineRule="auto"/>
-              <w:rPr/>
-            </w:pPr>
-            <w:r>
-              <w:rPr>
-                <w:sz w:val="20"/>
-                <w:szCs w:val="20"/>
-                <w:rtl w:val="0"/>
-              </w:rPr>
-              <w:t xml:space="preserve">0.93</w:t>
-            </w:r>
-            <w:r>
-              <w:rPr>
-                <w:rtl w:val="0"/>
-              </w:rPr>
-            </w:r>
-          </w:p>
-        </w:tc>
-        <w:tc>
-          <w:tcPr>
-            <w:tcBorders>
-              <w:top w:color="999999" w:space="0" w:sz="4" w:val="single"/>
-              <w:left w:color="999999" w:space="0" w:sz="4" w:val="single"/>
-              <w:bottom w:color="999999" w:space="0" w:sz="4" w:val="single"/>
-              <w:right w:color="999999" w:space="0" w:sz="4" w:val="single"/>
-            </w:tcBorders>
-            <w:tcMar>
-              <w:top w:w="60.0" w:type="dxa"/>
-              <w:left w:w="80.0" w:type="dxa"/>
-              <w:bottom w:w="60.0" w:type="dxa"/>
-              <w:right w:w="80.0" w:type="dxa"/>
-            </w:tcMar>
-          </w:tcPr>
-          <w:p>
-            <w:pPr>
-              <w:spacing w:line="276" w:lineRule="auto"/>
-              <w:rPr/>
-            </w:pPr>
-            <w:r>
-              <w:rPr>
-                <w:sz w:val="20"/>
-                <w:szCs w:val="20"/>
-                <w:rtl w:val="0"/>
-              </w:rPr>
-              <w:t xml:space="preserve">0.96</w:t>
+              <w:t xml:space="preserve">vest</w:t>
+            </w:r>
+            <w:r>
+              <w:rPr>
+                <w:rtl w:val="0"/>
+              </w:rPr>
+            </w:r>
+          </w:p>
+        </w:tc>
+        <w:tc>
+          <w:tcPr>
+            <w:tcBorders>
+              <w:top w:color="999999" w:space="0" w:sz="4" w:val="single"/>
+              <w:left w:color="999999" w:space="0" w:sz="4" w:val="single"/>
+              <w:bottom w:color="999999" w:space="0" w:sz="4" w:val="single"/>
+              <w:right w:color="999999" w:space="0" w:sz="4" w:val="single"/>
+            </w:tcBorders>
+            <w:tcMar>
+              <w:top w:w="60.0" w:type="dxa"/>
+              <w:left w:w="80.0" w:type="dxa"/>
+              <w:bottom w:w="60.0" w:type="dxa"/>
+              <w:right w:w="80.0" w:type="dxa"/>
+            </w:tcMar>
+          </w:tcPr>
+          <w:p>
+            <w:pPr>
+              <w:spacing w:line="276" w:lineRule="auto"/>
+              <w:rPr/>
+            </w:pPr>
+            <w:r>
+              <w:rPr>
+                <w:sz w:val="20"/>
+                <w:szCs w:val="20"/>
+                <w:rtl w:val="0"/>
+              </w:rPr>
+              <w:t xml:space="preserve">0.852</w:t>
+            </w:r>
+            <w:r>
+              <w:rPr>
+                <w:rtl w:val="0"/>
+              </w:rPr>
+            </w:r>
+          </w:p>
+        </w:tc>
+        <w:tc>
+          <w:tcPr>
+            <w:tcBorders>
+              <w:top w:color="999999" w:space="0" w:sz="4" w:val="single"/>
+              <w:left w:color="999999" w:space="0" w:sz="4" w:val="single"/>
+              <w:bottom w:color="999999" w:space="0" w:sz="4" w:val="single"/>
+              <w:right w:color="999999" w:space="0" w:sz="4" w:val="single"/>
+            </w:tcBorders>
+            <w:tcMar>
+              <w:top w:w="60.0" w:type="dxa"/>
+              <w:left w:w="80.0" w:type="dxa"/>
+              <w:bottom w:w="60.0" w:type="dxa"/>
+              <w:right w:w="80.0" w:type="dxa"/>
+            </w:tcMar>
+          </w:tcPr>
+          <w:p>
+            <w:pPr>
+              <w:spacing w:line="276" w:lineRule="auto"/>
+              <w:rPr/>
+            </w:pPr>
+            <w:r>
+              <w:rPr>
+                <w:sz w:val="20"/>
+                <w:szCs w:val="20"/>
+                <w:rtl w:val="0"/>
+              </w:rPr>
+              <w:t xml:space="preserve">0.941</w:t>
+            </w:r>
+            <w:r>
+              <w:rPr>
+                <w:rtl w:val="0"/>
+              </w:rPr>
+            </w:r>
+          </w:p>
+        </w:tc>
+        <w:tc>
+          <w:tcPr>
+            <w:tcBorders>
+              <w:top w:color="999999" w:space="0" w:sz="4" w:val="single"/>
+              <w:left w:color="999999" w:space="0" w:sz="4" w:val="single"/>
+              <w:bottom w:color="999999" w:space="0" w:sz="4" w:val="single"/>
+              <w:right w:color="999999" w:space="0" w:sz="4" w:val="single"/>
+            </w:tcBorders>
+            <w:tcMar>
+              <w:top w:w="60.0" w:type="dxa"/>
+              <w:left w:w="80.0" w:type="dxa"/>
+              <w:bottom w:w="60.0" w:type="dxa"/>
+              <w:right w:w="80.0" w:type="dxa"/>
+            </w:tcMar>
+          </w:tcPr>
+          <w:p>
+            <w:pPr>
+              <w:spacing w:line="276" w:lineRule="auto"/>
+              <w:rPr/>
+            </w:pPr>
+            <w:r>
+              <w:rPr>
+                <w:sz w:val="20"/>
+                <w:szCs w:val="20"/>
+                <w:rtl w:val="0"/>
+              </w:rPr>
+              <w:t xml:space="preserve">0.956</w:t>
             </w:r>
             <w:r>
               <w:rPr>
@@ -17744,112 +17744,112 @@
                 <w:szCs w:val="20"/>
                 <w:rtl w:val="0"/>
               </w:rPr>
-              <w:t xml:space="preserve">No-Safety Vest</w:t>
-            </w:r>
-            <w:r>
-              <w:rPr>
-                <w:rtl w:val="0"/>
-              </w:rPr>
-            </w:r>
-          </w:p>
-        </w:tc>
-        <w:tc>
-          <w:tcPr>
-            <w:tcBorders>
-              <w:top w:color="999999" w:space="0" w:sz="4" w:val="single"/>
-              <w:left w:color="999999" w:space="0" w:sz="4" w:val="single"/>
-              <w:bottom w:color="999999" w:space="0" w:sz="4" w:val="single"/>
-              <w:right w:color="999999" w:space="0" w:sz="4" w:val="single"/>
-            </w:tcBorders>
-            <w:tcMar>
-              <w:top w:w="60.0" w:type="dxa"/>
-              <w:left w:w="80.0" w:type="dxa"/>
-              <w:bottom w:w="60.0" w:type="dxa"/>
-              <w:right w:w="80.0" w:type="dxa"/>
-            </w:tcMar>
-          </w:tcPr>
-          <w:p>
-            <w:pPr>
-              <w:spacing w:line="276" w:lineRule="auto"/>
-              <w:rPr/>
-            </w:pPr>
-            <w:r>
-              <w:rPr>
-                <w:sz w:val="20"/>
-                <w:szCs w:val="20"/>
-                <w:rtl w:val="0"/>
-              </w:rPr>
-              <w:t xml:space="preserve">0.90</w:t>
-            </w:r>
-            <w:r>
-              <w:rPr>
-                <w:rtl w:val="0"/>
-              </w:rPr>
-            </w:r>
-          </w:p>
-        </w:tc>
-        <w:tc>
-          <w:tcPr>
-            <w:tcBorders>
-              <w:top w:color="999999" w:space="0" w:sz="4" w:val="single"/>
-              <w:left w:color="999999" w:space="0" w:sz="4" w:val="single"/>
-              <w:bottom w:color="999999" w:space="0" w:sz="4" w:val="single"/>
-              <w:right w:color="999999" w:space="0" w:sz="4" w:val="single"/>
-            </w:tcBorders>
-            <w:tcMar>
-              <w:top w:w="60.0" w:type="dxa"/>
-              <w:left w:w="80.0" w:type="dxa"/>
-              <w:bottom w:w="60.0" w:type="dxa"/>
-              <w:right w:w="80.0" w:type="dxa"/>
-            </w:tcMar>
-          </w:tcPr>
-          <w:p>
-            <w:pPr>
-              <w:spacing w:line="276" w:lineRule="auto"/>
-              <w:rPr/>
-            </w:pPr>
-            <w:r>
-              <w:rPr>
-                <w:sz w:val="20"/>
-                <w:szCs w:val="20"/>
-                <w:rtl w:val="0"/>
-              </w:rPr>
-              <w:t xml:space="preserve">0.87</w:t>
-            </w:r>
-            <w:r>
-              <w:rPr>
-                <w:rtl w:val="0"/>
-              </w:rPr>
-            </w:r>
-          </w:p>
-        </w:tc>
-        <w:tc>
-          <w:tcPr>
-            <w:tcBorders>
-              <w:top w:color="999999" w:space="0" w:sz="4" w:val="single"/>
-              <w:left w:color="999999" w:space="0" w:sz="4" w:val="single"/>
-              <w:bottom w:color="999999" w:space="0" w:sz="4" w:val="single"/>
-              <w:right w:color="999999" w:space="0" w:sz="4" w:val="single"/>
-            </w:tcBorders>
-            <w:tcMar>
-              <w:top w:w="60.0" w:type="dxa"/>
-              <w:left w:w="80.0" w:type="dxa"/>
-              <w:bottom w:w="60.0" w:type="dxa"/>
-              <w:right w:w="80.0" w:type="dxa"/>
-            </w:tcMar>
-          </w:tcPr>
-          <w:p>
-            <w:pPr>
-              <w:spacing w:line="276" w:lineRule="auto"/>
-              <w:rPr/>
-            </w:pPr>
-            <w:r>
-              <w:rPr>
-                <w:sz w:val="20"/>
-                <w:szCs w:val="20"/>
-                <w:rtl w:val="0"/>
-              </w:rPr>
-              <w:t xml:space="preserve">0.92</w:t>
+              <w:t xml:space="preserve">no-vest</w:t>
+            </w:r>
+            <w:r>
+              <w:rPr>
+                <w:rtl w:val="0"/>
+              </w:rPr>
+            </w:r>
+          </w:p>
+        </w:tc>
+        <w:tc>
+          <w:tcPr>
+            <w:tcBorders>
+              <w:top w:color="999999" w:space="0" w:sz="4" w:val="single"/>
+              <w:left w:color="999999" w:space="0" w:sz="4" w:val="single"/>
+              <w:bottom w:color="999999" w:space="0" w:sz="4" w:val="single"/>
+              <w:right w:color="999999" w:space="0" w:sz="4" w:val="single"/>
+            </w:tcBorders>
+            <w:tcMar>
+              <w:top w:w="60.0" w:type="dxa"/>
+              <w:left w:w="80.0" w:type="dxa"/>
+              <w:bottom w:w="60.0" w:type="dxa"/>
+              <w:right w:w="80.0" w:type="dxa"/>
+            </w:tcMar>
+          </w:tcPr>
+          <w:p>
+            <w:pPr>
+              <w:spacing w:line="276" w:lineRule="auto"/>
+              <w:rPr/>
+            </w:pPr>
+            <w:r>
+              <w:rPr>
+                <w:sz w:val="20"/>
+                <w:szCs w:val="20"/>
+                <w:rtl w:val="0"/>
+              </w:rPr>
+              <w:t xml:space="preserve">0.544</w:t>
+            </w:r>
+            <w:r>
+              <w:rPr>
+                <w:rtl w:val="0"/>
+              </w:rPr>
+            </w:r>
+          </w:p>
+        </w:tc>
+        <w:tc>
+          <w:tcPr>
+            <w:tcBorders>
+              <w:top w:color="999999" w:space="0" w:sz="4" w:val="single"/>
+              <w:left w:color="999999" w:space="0" w:sz="4" w:val="single"/>
+              <w:bottom w:color="999999" w:space="0" w:sz="4" w:val="single"/>
+              <w:right w:color="999999" w:space="0" w:sz="4" w:val="single"/>
+            </w:tcBorders>
+            <w:tcMar>
+              <w:top w:w="60.0" w:type="dxa"/>
+              <w:left w:w="80.0" w:type="dxa"/>
+              <w:bottom w:w="60.0" w:type="dxa"/>
+              <w:right w:w="80.0" w:type="dxa"/>
+            </w:tcMar>
+          </w:tcPr>
+          <w:p>
+            <w:pPr>
+              <w:spacing w:line="276" w:lineRule="auto"/>
+              <w:rPr/>
+            </w:pPr>
+            <w:r>
+              <w:rPr>
+                <w:sz w:val="20"/>
+                <w:szCs w:val="20"/>
+                <w:rtl w:val="0"/>
+              </w:rPr>
+              <w:t xml:space="preserve">0.802</w:t>
+            </w:r>
+            <w:r>
+              <w:rPr>
+                <w:rtl w:val="0"/>
+              </w:rPr>
+            </w:r>
+          </w:p>
+        </w:tc>
+        <w:tc>
+          <w:tcPr>
+            <w:tcBorders>
+              <w:top w:color="999999" w:space="0" w:sz="4" w:val="single"/>
+              <w:left w:color="999999" w:space="0" w:sz="4" w:val="single"/>
+              <w:bottom w:color="999999" w:space="0" w:sz="4" w:val="single"/>
+              <w:right w:color="999999" w:space="0" w:sz="4" w:val="single"/>
+            </w:tcBorders>
+            <w:tcMar>
+              <w:top w:w="60.0" w:type="dxa"/>
+              <w:left w:w="80.0" w:type="dxa"/>
+              <w:bottom w:w="60.0" w:type="dxa"/>
+              <w:right w:w="80.0" w:type="dxa"/>
+            </w:tcMar>
+          </w:tcPr>
+          <w:p>
+            <w:pPr>
+              <w:spacing w:line="276" w:lineRule="auto"/>
+              <w:rPr/>
+            </w:pPr>
+            <w:r>
+              <w:rPr>
+                <w:sz w:val="20"/>
+                <w:szCs w:val="20"/>
+                <w:rtl w:val="0"/>
+              </w:rPr>
+              <w:t xml:space="preserve">0.737</w:t>
             </w:r>
             <w:r>
               <w:rPr>
@@ -17890,112 +17890,112 @@
                 <w:szCs w:val="20"/>
                 <w:rtl w:val="0"/>
               </w:rPr>
-              <w:t xml:space="preserve">Person</w:t>
-            </w:r>
-            <w:r>
-              <w:rPr>
-                <w:rtl w:val="0"/>
-              </w:rPr>
-            </w:r>
-          </w:p>
-        </w:tc>
-        <w:tc>
-          <w:tcPr>
-            <w:tcBorders>
-              <w:top w:color="999999" w:space="0" w:sz="4" w:val="single"/>
-              <w:left w:color="999999" w:space="0" w:sz="4" w:val="single"/>
-              <w:bottom w:color="999999" w:space="0" w:sz="4" w:val="single"/>
-              <w:right w:color="999999" w:space="0" w:sz="4" w:val="single"/>
-            </w:tcBorders>
-            <w:tcMar>
-              <w:top w:w="60.0" w:type="dxa"/>
-              <w:left w:w="80.0" w:type="dxa"/>
-              <w:bottom w:w="60.0" w:type="dxa"/>
-              <w:right w:w="80.0" w:type="dxa"/>
-            </w:tcMar>
-          </w:tcPr>
-          <w:p>
-            <w:pPr>
-              <w:spacing w:line="276" w:lineRule="auto"/>
-              <w:rPr/>
-            </w:pPr>
-            <w:r>
-              <w:rPr>
-                <w:sz w:val="20"/>
-                <w:szCs w:val="20"/>
-                <w:rtl w:val="0"/>
-              </w:rPr>
-              <w:t xml:space="preserve">0.94</w:t>
-            </w:r>
-            <w:r>
-              <w:rPr>
-                <w:rtl w:val="0"/>
-              </w:rPr>
-            </w:r>
-          </w:p>
-        </w:tc>
-        <w:tc>
-          <w:tcPr>
-            <w:tcBorders>
-              <w:top w:color="999999" w:space="0" w:sz="4" w:val="single"/>
-              <w:left w:color="999999" w:space="0" w:sz="4" w:val="single"/>
-              <w:bottom w:color="999999" w:space="0" w:sz="4" w:val="single"/>
-              <w:right w:color="999999" w:space="0" w:sz="4" w:val="single"/>
-            </w:tcBorders>
-            <w:tcMar>
-              <w:top w:w="60.0" w:type="dxa"/>
-              <w:left w:w="80.0" w:type="dxa"/>
-              <w:bottom w:w="60.0" w:type="dxa"/>
-              <w:right w:w="80.0" w:type="dxa"/>
-            </w:tcMar>
-          </w:tcPr>
-          <w:p>
-            <w:pPr>
-              <w:spacing w:line="276" w:lineRule="auto"/>
-              <w:rPr/>
-            </w:pPr>
-            <w:r>
-              <w:rPr>
-                <w:sz w:val="20"/>
-                <w:szCs w:val="20"/>
-                <w:rtl w:val="0"/>
-              </w:rPr>
-              <w:t xml:space="preserve">0.92</w:t>
-            </w:r>
-            <w:r>
-              <w:rPr>
-                <w:rtl w:val="0"/>
-              </w:rPr>
-            </w:r>
-          </w:p>
-        </w:tc>
-        <w:tc>
-          <w:tcPr>
-            <w:tcBorders>
-              <w:top w:color="999999" w:space="0" w:sz="4" w:val="single"/>
-              <w:left w:color="999999" w:space="0" w:sz="4" w:val="single"/>
-              <w:bottom w:color="999999" w:space="0" w:sz="4" w:val="single"/>
-              <w:right w:color="999999" w:space="0" w:sz="4" w:val="single"/>
-            </w:tcBorders>
-            <w:tcMar>
-              <w:top w:w="60.0" w:type="dxa"/>
-              <w:left w:w="80.0" w:type="dxa"/>
-              <w:bottom w:w="60.0" w:type="dxa"/>
-              <w:right w:w="80.0" w:type="dxa"/>
-            </w:tcMar>
-          </w:tcPr>
-          <w:p>
-            <w:pPr>
-              <w:spacing w:line="276" w:lineRule="auto"/>
-              <w:rPr/>
-            </w:pPr>
-            <w:r>
-              <w:rPr>
-                <w:sz w:val="20"/>
-                <w:szCs w:val="20"/>
-                <w:rtl w:val="0"/>
-              </w:rPr>
-              <w:t xml:space="preserve">0.95</w:t>
+              <w:t xml:space="preserve">boots</w:t>
+            </w:r>
+            <w:r>
+              <w:rPr>
+                <w:rtl w:val="0"/>
+              </w:rPr>
+            </w:r>
+          </w:p>
+        </w:tc>
+        <w:tc>
+          <w:tcPr>
+            <w:tcBorders>
+              <w:top w:color="999999" w:space="0" w:sz="4" w:val="single"/>
+              <w:left w:color="999999" w:space="0" w:sz="4" w:val="single"/>
+              <w:bottom w:color="999999" w:space="0" w:sz="4" w:val="single"/>
+              <w:right w:color="999999" w:space="0" w:sz="4" w:val="single"/>
+            </w:tcBorders>
+            <w:tcMar>
+              <w:top w:w="60.0" w:type="dxa"/>
+              <w:left w:w="80.0" w:type="dxa"/>
+              <w:bottom w:w="60.0" w:type="dxa"/>
+              <w:right w:w="80.0" w:type="dxa"/>
+            </w:tcMar>
+          </w:tcPr>
+          <w:p>
+            <w:pPr>
+              <w:spacing w:line="276" w:lineRule="auto"/>
+              <w:rPr/>
+            </w:pPr>
+            <w:r>
+              <w:rPr>
+                <w:sz w:val="20"/>
+                <w:szCs w:val="20"/>
+                <w:rtl w:val="0"/>
+              </w:rPr>
+              <w:t xml:space="preserve">0.828</w:t>
+            </w:r>
+            <w:r>
+              <w:rPr>
+                <w:rtl w:val="0"/>
+              </w:rPr>
+            </w:r>
+          </w:p>
+        </w:tc>
+        <w:tc>
+          <w:tcPr>
+            <w:tcBorders>
+              <w:top w:color="999999" w:space="0" w:sz="4" w:val="single"/>
+              <w:left w:color="999999" w:space="0" w:sz="4" w:val="single"/>
+              <w:bottom w:color="999999" w:space="0" w:sz="4" w:val="single"/>
+              <w:right w:color="999999" w:space="0" w:sz="4" w:val="single"/>
+            </w:tcBorders>
+            <w:tcMar>
+              <w:top w:w="60.0" w:type="dxa"/>
+              <w:left w:w="80.0" w:type="dxa"/>
+              <w:bottom w:w="60.0" w:type="dxa"/>
+              <w:right w:w="80.0" w:type="dxa"/>
+            </w:tcMar>
+          </w:tcPr>
+          <w:p>
+            <w:pPr>
+              <w:spacing w:line="276" w:lineRule="auto"/>
+              <w:rPr/>
+            </w:pPr>
+            <w:r>
+              <w:rPr>
+                <w:sz w:val="20"/>
+                <w:szCs w:val="20"/>
+                <w:rtl w:val="0"/>
+              </w:rPr>
+              <w:t xml:space="preserve">0.995</w:t>
+            </w:r>
+            <w:r>
+              <w:rPr>
+                <w:rtl w:val="0"/>
+              </w:rPr>
+            </w:r>
+          </w:p>
+        </w:tc>
+        <w:tc>
+          <w:tcPr>
+            <w:tcBorders>
+              <w:top w:color="999999" w:space="0" w:sz="4" w:val="single"/>
+              <w:left w:color="999999" w:space="0" w:sz="4" w:val="single"/>
+              <w:bottom w:color="999999" w:space="0" w:sz="4" w:val="single"/>
+              <w:right w:color="999999" w:space="0" w:sz="4" w:val="single"/>
+            </w:tcBorders>
+            <w:tcMar>
+              <w:top w:w="60.0" w:type="dxa"/>
+              <w:left w:w="80.0" w:type="dxa"/>
+              <w:bottom w:w="60.0" w:type="dxa"/>
+              <w:right w:w="80.0" w:type="dxa"/>
+            </w:tcMar>
+          </w:tcPr>
+          <w:p>
+            <w:pPr>
+              <w:spacing w:line="276" w:lineRule="auto"/>
+              <w:rPr/>
+            </w:pPr>
+            <w:r>
+              <w:rPr>
+                <w:sz w:val="20"/>
+                <w:szCs w:val="20"/>
+                <w:rtl w:val="0"/>
+              </w:rPr>
+              <w:t xml:space="preserve">0.981</w:t>
             </w:r>
             <w:r>
               <w:rPr>
@@ -18036,112 +18036,112 @@
                 <w:szCs w:val="20"/>
                 <w:rtl w:val="0"/>
               </w:rPr>
-              <w:t xml:space="preserve">Safety Cone</w:t>
-            </w:r>
-            <w:r>
-              <w:rPr>
-                <w:rtl w:val="0"/>
-              </w:rPr>
-            </w:r>
-          </w:p>
-        </w:tc>
-        <w:tc>
-          <w:tcPr>
-            <w:tcBorders>
-              <w:top w:color="999999" w:space="0" w:sz="4" w:val="single"/>
-              <w:left w:color="999999" w:space="0" w:sz="4" w:val="single"/>
-              <w:bottom w:color="999999" w:space="0" w:sz="4" w:val="single"/>
-              <w:right w:color="999999" w:space="0" w:sz="4" w:val="single"/>
-            </w:tcBorders>
-            <w:tcMar>
-              <w:top w:w="60.0" w:type="dxa"/>
-              <w:left w:w="80.0" w:type="dxa"/>
-              <w:bottom w:w="60.0" w:type="dxa"/>
-              <w:right w:w="80.0" w:type="dxa"/>
-            </w:tcMar>
-          </w:tcPr>
-          <w:p>
-            <w:pPr>
-              <w:spacing w:line="276" w:lineRule="auto"/>
-              <w:rPr/>
-            </w:pPr>
-            <w:r>
-              <w:rPr>
-                <w:sz w:val="20"/>
-                <w:szCs w:val="20"/>
-                <w:rtl w:val="0"/>
-              </w:rPr>
-              <w:t xml:space="preserve">0.89</w:t>
-            </w:r>
-            <w:r>
-              <w:rPr>
-                <w:rtl w:val="0"/>
-              </w:rPr>
-            </w:r>
-          </w:p>
-        </w:tc>
-        <w:tc>
-          <w:tcPr>
-            <w:tcBorders>
-              <w:top w:color="999999" w:space="0" w:sz="4" w:val="single"/>
-              <w:left w:color="999999" w:space="0" w:sz="4" w:val="single"/>
-              <w:bottom w:color="999999" w:space="0" w:sz="4" w:val="single"/>
-              <w:right w:color="999999" w:space="0" w:sz="4" w:val="single"/>
-            </w:tcBorders>
-            <w:tcMar>
-              <w:top w:w="60.0" w:type="dxa"/>
-              <w:left w:w="80.0" w:type="dxa"/>
-              <w:bottom w:w="60.0" w:type="dxa"/>
-              <w:right w:w="80.0" w:type="dxa"/>
-            </w:tcMar>
-          </w:tcPr>
-          <w:p>
-            <w:pPr>
-              <w:spacing w:line="276" w:lineRule="auto"/>
-              <w:rPr/>
-            </w:pPr>
-            <w:r>
-              <w:rPr>
-                <w:sz w:val="20"/>
-                <w:szCs w:val="20"/>
-                <w:rtl w:val="0"/>
-              </w:rPr>
-              <w:t xml:space="preserve">0.85</w:t>
-            </w:r>
-            <w:r>
-              <w:rPr>
-                <w:rtl w:val="0"/>
-              </w:rPr>
-            </w:r>
-          </w:p>
-        </w:tc>
-        <w:tc>
-          <w:tcPr>
-            <w:tcBorders>
-              <w:top w:color="999999" w:space="0" w:sz="4" w:val="single"/>
-              <w:left w:color="999999" w:space="0" w:sz="4" w:val="single"/>
-              <w:bottom w:color="999999" w:space="0" w:sz="4" w:val="single"/>
-              <w:right w:color="999999" w:space="0" w:sz="4" w:val="single"/>
-            </w:tcBorders>
-            <w:tcMar>
-              <w:top w:w="60.0" w:type="dxa"/>
-              <w:left w:w="80.0" w:type="dxa"/>
-              <w:bottom w:w="60.0" w:type="dxa"/>
-              <w:right w:w="80.0" w:type="dxa"/>
-            </w:tcMar>
-          </w:tcPr>
-          <w:p>
-            <w:pPr>
-              <w:spacing w:line="276" w:lineRule="auto"/>
-              <w:rPr/>
-            </w:pPr>
-            <w:r>
-              <w:rPr>
-                <w:sz w:val="20"/>
-                <w:szCs w:val="20"/>
-                <w:rtl w:val="0"/>
-              </w:rPr>
-              <w:t xml:space="preserve">0.90</w:t>
+              <w:t xml:space="preserve">no-boots</w:t>
+            </w:r>
+            <w:r>
+              <w:rPr>
+                <w:rtl w:val="0"/>
+              </w:rPr>
+            </w:r>
+          </w:p>
+        </w:tc>
+        <w:tc>
+          <w:tcPr>
+            <w:tcBorders>
+              <w:top w:color="999999" w:space="0" w:sz="4" w:val="single"/>
+              <w:left w:color="999999" w:space="0" w:sz="4" w:val="single"/>
+              <w:bottom w:color="999999" w:space="0" w:sz="4" w:val="single"/>
+              <w:right w:color="999999" w:space="0" w:sz="4" w:val="single"/>
+            </w:tcBorders>
+            <w:tcMar>
+              <w:top w:w="60.0" w:type="dxa"/>
+              <w:left w:w="80.0" w:type="dxa"/>
+              <w:bottom w:w="60.0" w:type="dxa"/>
+              <w:right w:w="80.0" w:type="dxa"/>
+            </w:tcMar>
+          </w:tcPr>
+          <w:p>
+            <w:pPr>
+              <w:spacing w:line="276" w:lineRule="auto"/>
+              <w:rPr/>
+            </w:pPr>
+            <w:r>
+              <w:rPr>
+                <w:sz w:val="20"/>
+                <w:szCs w:val="20"/>
+                <w:rtl w:val="0"/>
+              </w:rPr>
+              <w:t xml:space="preserve">0.163</w:t>
+            </w:r>
+            <w:r>
+              <w:rPr>
+                <w:rtl w:val="0"/>
+              </w:rPr>
+            </w:r>
+          </w:p>
+        </w:tc>
+        <w:tc>
+          <w:tcPr>
+            <w:tcBorders>
+              <w:top w:color="999999" w:space="0" w:sz="4" w:val="single"/>
+              <w:left w:color="999999" w:space="0" w:sz="4" w:val="single"/>
+              <w:bottom w:color="999999" w:space="0" w:sz="4" w:val="single"/>
+              <w:right w:color="999999" w:space="0" w:sz="4" w:val="single"/>
+            </w:tcBorders>
+            <w:tcMar>
+              <w:top w:w="60.0" w:type="dxa"/>
+              <w:left w:w="80.0" w:type="dxa"/>
+              <w:bottom w:w="60.0" w:type="dxa"/>
+              <w:right w:w="80.0" w:type="dxa"/>
+            </w:tcMar>
+          </w:tcPr>
+          <w:p>
+            <w:pPr>
+              <w:spacing w:line="276" w:lineRule="auto"/>
+              <w:rPr/>
+            </w:pPr>
+            <w:r>
+              <w:rPr>
+                <w:sz w:val="20"/>
+                <w:szCs w:val="20"/>
+                <w:rtl w:val="0"/>
+              </w:rPr>
+              <w:t xml:space="preserve">0.684</w:t>
+            </w:r>
+            <w:r>
+              <w:rPr>
+                <w:rtl w:val="0"/>
+              </w:rPr>
+            </w:r>
+          </w:p>
+        </w:tc>
+        <w:tc>
+          <w:tcPr>
+            <w:tcBorders>
+              <w:top w:color="999999" w:space="0" w:sz="4" w:val="single"/>
+              <w:left w:color="999999" w:space="0" w:sz="4" w:val="single"/>
+              <w:bottom w:color="999999" w:space="0" w:sz="4" w:val="single"/>
+              <w:right w:color="999999" w:space="0" w:sz="4" w:val="single"/>
+            </w:tcBorders>
+            <w:tcMar>
+              <w:top w:w="60.0" w:type="dxa"/>
+              <w:left w:w="80.0" w:type="dxa"/>
+              <w:bottom w:w="60.0" w:type="dxa"/>
+              <w:right w:w="80.0" w:type="dxa"/>
+            </w:tcMar>
+          </w:tcPr>
+          <w:p>
+            <w:pPr>
+              <w:spacing w:line="276" w:lineRule="auto"/>
+              <w:rPr/>
+            </w:pPr>
+            <w:r>
+              <w:rPr>
+                <w:sz w:val="20"/>
+                <w:szCs w:val="20"/>
+                <w:rtl w:val="0"/>
+              </w:rPr>
+              <w:t xml:space="preserve">0.175</w:t>
             </w:r>
             <w:r>
               <w:rPr>
@@ -18182,112 +18182,112 @@
                 <w:szCs w:val="20"/>
                 <w:rtl w:val="0"/>
               </w:rPr>
-              <w:t xml:space="preserve">Machinery</w:t>
-            </w:r>
-            <w:r>
-              <w:rPr>
-                <w:rtl w:val="0"/>
-              </w:rPr>
-            </w:r>
-          </w:p>
-        </w:tc>
-        <w:tc>
-          <w:tcPr>
-            <w:tcBorders>
-              <w:top w:color="999999" w:space="0" w:sz="4" w:val="single"/>
-              <w:left w:color="999999" w:space="0" w:sz="4" w:val="single"/>
-              <w:bottom w:color="999999" w:space="0" w:sz="4" w:val="single"/>
-              <w:right w:color="999999" w:space="0" w:sz="4" w:val="single"/>
-            </w:tcBorders>
-            <w:tcMar>
-              <w:top w:w="60.0" w:type="dxa"/>
-              <w:left w:w="80.0" w:type="dxa"/>
-              <w:bottom w:w="60.0" w:type="dxa"/>
-              <w:right w:w="80.0" w:type="dxa"/>
-            </w:tcMar>
-          </w:tcPr>
-          <w:p>
-            <w:pPr>
-              <w:spacing w:line="276" w:lineRule="auto"/>
-              <w:rPr/>
-            </w:pPr>
-            <w:r>
-              <w:rPr>
-                <w:sz w:val="20"/>
-                <w:szCs w:val="20"/>
-                <w:rtl w:val="0"/>
-              </w:rPr>
-              <w:t xml:space="preserve">0.88</w:t>
-            </w:r>
-            <w:r>
-              <w:rPr>
-                <w:rtl w:val="0"/>
-              </w:rPr>
-            </w:r>
-          </w:p>
-        </w:tc>
-        <w:tc>
-          <w:tcPr>
-            <w:tcBorders>
-              <w:top w:color="999999" w:space="0" w:sz="4" w:val="single"/>
-              <w:left w:color="999999" w:space="0" w:sz="4" w:val="single"/>
-              <w:bottom w:color="999999" w:space="0" w:sz="4" w:val="single"/>
-              <w:right w:color="999999" w:space="0" w:sz="4" w:val="single"/>
-            </w:tcBorders>
-            <w:tcMar>
-              <w:top w:w="60.0" w:type="dxa"/>
-              <w:left w:w="80.0" w:type="dxa"/>
-              <w:bottom w:w="60.0" w:type="dxa"/>
-              <w:right w:w="80.0" w:type="dxa"/>
-            </w:tcMar>
-          </w:tcPr>
-          <w:p>
-            <w:pPr>
-              <w:spacing w:line="276" w:lineRule="auto"/>
-              <w:rPr/>
-            </w:pPr>
-            <w:r>
-              <w:rPr>
-                <w:sz w:val="20"/>
-                <w:szCs w:val="20"/>
-                <w:rtl w:val="0"/>
-              </w:rPr>
-              <w:t xml:space="preserve">0.84</w:t>
-            </w:r>
-            <w:r>
-              <w:rPr>
-                <w:rtl w:val="0"/>
-              </w:rPr>
-            </w:r>
-          </w:p>
-        </w:tc>
-        <w:tc>
-          <w:tcPr>
-            <w:tcBorders>
-              <w:top w:color="999999" w:space="0" w:sz="4" w:val="single"/>
-              <w:left w:color="999999" w:space="0" w:sz="4" w:val="single"/>
-              <w:bottom w:color="999999" w:space="0" w:sz="4" w:val="single"/>
-              <w:right w:color="999999" w:space="0" w:sz="4" w:val="single"/>
-            </w:tcBorders>
-            <w:tcMar>
-              <w:top w:w="60.0" w:type="dxa"/>
-              <w:left w:w="80.0" w:type="dxa"/>
-              <w:bottom w:w="60.0" w:type="dxa"/>
-              <w:right w:w="80.0" w:type="dxa"/>
-            </w:tcMar>
-          </w:tcPr>
-          <w:p>
-            <w:pPr>
-              <w:spacing w:line="276" w:lineRule="auto"/>
-              <w:rPr/>
-            </w:pPr>
-            <w:r>
-              <w:rPr>
-                <w:sz w:val="20"/>
-                <w:szCs w:val="20"/>
-                <w:rtl w:val="0"/>
-              </w:rPr>
-              <w:t xml:space="preserve">0.89</w:t>
+              <w:t xml:space="preserve">gloves</w:t>
+            </w:r>
+            <w:r>
+              <w:rPr>
+                <w:rtl w:val="0"/>
+              </w:rPr>
+            </w:r>
+          </w:p>
+        </w:tc>
+        <w:tc>
+          <w:tcPr>
+            <w:tcBorders>
+              <w:top w:color="999999" w:space="0" w:sz="4" w:val="single"/>
+              <w:left w:color="999999" w:space="0" w:sz="4" w:val="single"/>
+              <w:bottom w:color="999999" w:space="0" w:sz="4" w:val="single"/>
+              <w:right w:color="999999" w:space="0" w:sz="4" w:val="single"/>
+            </w:tcBorders>
+            <w:tcMar>
+              <w:top w:w="60.0" w:type="dxa"/>
+              <w:left w:w="80.0" w:type="dxa"/>
+              <w:bottom w:w="60.0" w:type="dxa"/>
+              <w:right w:w="80.0" w:type="dxa"/>
+            </w:tcMar>
+          </w:tcPr>
+          <w:p>
+            <w:pPr>
+              <w:spacing w:line="276" w:lineRule="auto"/>
+              <w:rPr/>
+            </w:pPr>
+            <w:r>
+              <w:rPr>
+                <w:sz w:val="20"/>
+                <w:szCs w:val="20"/>
+                <w:rtl w:val="0"/>
+              </w:rPr>
+              <w:t xml:space="preserve">0.325</w:t>
+            </w:r>
+            <w:r>
+              <w:rPr>
+                <w:rtl w:val="0"/>
+              </w:rPr>
+            </w:r>
+          </w:p>
+        </w:tc>
+        <w:tc>
+          <w:tcPr>
+            <w:tcBorders>
+              <w:top w:color="999999" w:space="0" w:sz="4" w:val="single"/>
+              <w:left w:color="999999" w:space="0" w:sz="4" w:val="single"/>
+              <w:bottom w:color="999999" w:space="0" w:sz="4" w:val="single"/>
+              <w:right w:color="999999" w:space="0" w:sz="4" w:val="single"/>
+            </w:tcBorders>
+            <w:tcMar>
+              <w:top w:w="60.0" w:type="dxa"/>
+              <w:left w:w="80.0" w:type="dxa"/>
+              <w:bottom w:w="60.0" w:type="dxa"/>
+              <w:right w:w="80.0" w:type="dxa"/>
+            </w:tcMar>
+          </w:tcPr>
+          <w:p>
+            <w:pPr>
+              <w:spacing w:line="276" w:lineRule="auto"/>
+              <w:rPr/>
+            </w:pPr>
+            <w:r>
+              <w:rPr>
+                <w:sz w:val="20"/>
+                <w:szCs w:val="20"/>
+                <w:rtl w:val="0"/>
+              </w:rPr>
+              <w:t xml:space="preserve">0.213</w:t>
+            </w:r>
+            <w:r>
+              <w:rPr>
+                <w:rtl w:val="0"/>
+              </w:rPr>
+            </w:r>
+          </w:p>
+        </w:tc>
+        <w:tc>
+          <w:tcPr>
+            <w:tcBorders>
+              <w:top w:color="999999" w:space="0" w:sz="4" w:val="single"/>
+              <w:left w:color="999999" w:space="0" w:sz="4" w:val="single"/>
+              <w:bottom w:color="999999" w:space="0" w:sz="4" w:val="single"/>
+              <w:right w:color="999999" w:space="0" w:sz="4" w:val="single"/>
+            </w:tcBorders>
+            <w:tcMar>
+              <w:top w:w="60.0" w:type="dxa"/>
+              <w:left w:w="80.0" w:type="dxa"/>
+              <w:bottom w:w="60.0" w:type="dxa"/>
+              <w:right w:w="80.0" w:type="dxa"/>
+            </w:tcMar>
+          </w:tcPr>
+          <w:p>
+            <w:pPr>
+              <w:spacing w:line="276" w:lineRule="auto"/>
+              <w:rPr/>
+            </w:pPr>
+            <w:r>
+              <w:rPr>
+                <w:sz w:val="20"/>
+                <w:szCs w:val="20"/>
+                <w:rtl w:val="0"/>
+              </w:rPr>
+              <w:t xml:space="preserve">0.304</w:t>
             </w:r>
             <w:r>
               <w:rPr>
@@ -18328,112 +18328,112 @@
                 <w:szCs w:val="20"/>
                 <w:rtl w:val="0"/>
               </w:rPr>
-              <w:t xml:space="preserve">Vehicle</w:t>
-            </w:r>
-            <w:r>
-              <w:rPr>
-                <w:rtl w:val="0"/>
-              </w:rPr>
-            </w:r>
-          </w:p>
-        </w:tc>
-        <w:tc>
-          <w:tcPr>
-            <w:tcBorders>
-              <w:top w:color="999999" w:space="0" w:sz="4" w:val="single"/>
-              <w:left w:color="999999" w:space="0" w:sz="4" w:val="single"/>
-              <w:bottom w:color="999999" w:space="0" w:sz="4" w:val="single"/>
-              <w:right w:color="999999" w:space="0" w:sz="4" w:val="single"/>
-            </w:tcBorders>
-            <w:tcMar>
-              <w:top w:w="60.0" w:type="dxa"/>
-              <w:left w:w="80.0" w:type="dxa"/>
-              <w:bottom w:w="60.0" w:type="dxa"/>
-              <w:right w:w="80.0" w:type="dxa"/>
-            </w:tcMar>
-          </w:tcPr>
-          <w:p>
-            <w:pPr>
-              <w:spacing w:line="276" w:lineRule="auto"/>
-              <w:rPr/>
-            </w:pPr>
-            <w:r>
-              <w:rPr>
-                <w:sz w:val="20"/>
-                <w:szCs w:val="20"/>
-                <w:rtl w:val="0"/>
-              </w:rPr>
-              <w:t xml:space="preserve">0.92</w:t>
-            </w:r>
-            <w:r>
-              <w:rPr>
-                <w:rtl w:val="0"/>
-              </w:rPr>
-            </w:r>
-          </w:p>
-        </w:tc>
-        <w:tc>
-          <w:tcPr>
-            <w:tcBorders>
-              <w:top w:color="999999" w:space="0" w:sz="4" w:val="single"/>
-              <w:left w:color="999999" w:space="0" w:sz="4" w:val="single"/>
-              <w:bottom w:color="999999" w:space="0" w:sz="4" w:val="single"/>
-              <w:right w:color="999999" w:space="0" w:sz="4" w:val="single"/>
-            </w:tcBorders>
-            <w:tcMar>
-              <w:top w:w="60.0" w:type="dxa"/>
-              <w:left w:w="80.0" w:type="dxa"/>
-              <w:bottom w:w="60.0" w:type="dxa"/>
-              <w:right w:w="80.0" w:type="dxa"/>
-            </w:tcMar>
-          </w:tcPr>
-          <w:p>
-            <w:pPr>
-              <w:spacing w:line="276" w:lineRule="auto"/>
-              <w:rPr/>
-            </w:pPr>
-            <w:r>
-              <w:rPr>
-                <w:sz w:val="20"/>
-                <w:szCs w:val="20"/>
-                <w:rtl w:val="0"/>
-              </w:rPr>
-              <w:t xml:space="preserve">0.90</w:t>
-            </w:r>
-            <w:r>
-              <w:rPr>
-                <w:rtl w:val="0"/>
-              </w:rPr>
-            </w:r>
-          </w:p>
-        </w:tc>
-        <w:tc>
-          <w:tcPr>
-            <w:tcBorders>
-              <w:top w:color="999999" w:space="0" w:sz="4" w:val="single"/>
-              <w:left w:color="999999" w:space="0" w:sz="4" w:val="single"/>
-              <w:bottom w:color="999999" w:space="0" w:sz="4" w:val="single"/>
-              <w:right w:color="999999" w:space="0" w:sz="4" w:val="single"/>
-            </w:tcBorders>
-            <w:tcMar>
-              <w:top w:w="60.0" w:type="dxa"/>
-              <w:left w:w="80.0" w:type="dxa"/>
-              <w:bottom w:w="60.0" w:type="dxa"/>
-              <w:right w:w="80.0" w:type="dxa"/>
-            </w:tcMar>
-          </w:tcPr>
-          <w:p>
-            <w:pPr>
-              <w:spacing w:line="276" w:lineRule="auto"/>
-              <w:rPr/>
-            </w:pPr>
-            <w:r>
-              <w:rPr>
-                <w:sz w:val="20"/>
-                <w:szCs w:val="20"/>
-                <w:rtl w:val="0"/>
-              </w:rPr>
-              <w:t xml:space="preserve">0.93</w:t>
+              <w:t xml:space="preserve">no-gloves</w:t>
+            </w:r>
+            <w:r>
+              <w:rPr>
+                <w:rtl w:val="0"/>
+              </w:rPr>
+            </w:r>
+          </w:p>
+        </w:tc>
+        <w:tc>
+          <w:tcPr>
+            <w:tcBorders>
+              <w:top w:color="999999" w:space="0" w:sz="4" w:val="single"/>
+              <w:left w:color="999999" w:space="0" w:sz="4" w:val="single"/>
+              <w:bottom w:color="999999" w:space="0" w:sz="4" w:val="single"/>
+              <w:right w:color="999999" w:space="0" w:sz="4" w:val="single"/>
+            </w:tcBorders>
+            <w:tcMar>
+              <w:top w:w="60.0" w:type="dxa"/>
+              <w:left w:w="80.0" w:type="dxa"/>
+              <w:bottom w:w="60.0" w:type="dxa"/>
+              <w:right w:w="80.0" w:type="dxa"/>
+            </w:tcMar>
+          </w:tcPr>
+          <w:p>
+            <w:pPr>
+              <w:spacing w:line="276" w:lineRule="auto"/>
+              <w:rPr/>
+            </w:pPr>
+            <w:r>
+              <w:rPr>
+                <w:sz w:val="20"/>
+                <w:szCs w:val="20"/>
+                <w:rtl w:val="0"/>
+              </w:rPr>
+              <w:t xml:space="preserve">0.140</w:t>
+            </w:r>
+            <w:r>
+              <w:rPr>
+                <w:rtl w:val="0"/>
+              </w:rPr>
+            </w:r>
+          </w:p>
+        </w:tc>
+        <w:tc>
+          <w:tcPr>
+            <w:tcBorders>
+              <w:top w:color="999999" w:space="0" w:sz="4" w:val="single"/>
+              <w:left w:color="999999" w:space="0" w:sz="4" w:val="single"/>
+              <w:bottom w:color="999999" w:space="0" w:sz="4" w:val="single"/>
+              <w:right w:color="999999" w:space="0" w:sz="4" w:val="single"/>
+            </w:tcBorders>
+            <w:tcMar>
+              <w:top w:w="60.0" w:type="dxa"/>
+              <w:left w:w="80.0" w:type="dxa"/>
+              <w:bottom w:w="60.0" w:type="dxa"/>
+              <w:right w:w="80.0" w:type="dxa"/>
+            </w:tcMar>
+          </w:tcPr>
+          <w:p>
+            <w:pPr>
+              <w:spacing w:line="276" w:lineRule="auto"/>
+              <w:rPr/>
+            </w:pPr>
+            <w:r>
+              <w:rPr>
+                <w:sz w:val="20"/>
+                <w:szCs w:val="20"/>
+                <w:rtl w:val="0"/>
+              </w:rPr>
+              <w:t xml:space="preserve">0.161</w:t>
+            </w:r>
+            <w:r>
+              <w:rPr>
+                <w:rtl w:val="0"/>
+              </w:rPr>
+            </w:r>
+          </w:p>
+        </w:tc>
+        <w:tc>
+          <w:tcPr>
+            <w:tcBorders>
+              <w:top w:color="999999" w:space="0" w:sz="4" w:val="single"/>
+              <w:left w:color="999999" w:space="0" w:sz="4" w:val="single"/>
+              <w:bottom w:color="999999" w:space="0" w:sz="4" w:val="single"/>
+              <w:right w:color="999999" w:space="0" w:sz="4" w:val="single"/>
+            </w:tcBorders>
+            <w:tcMar>
+              <w:top w:w="60.0" w:type="dxa"/>
+              <w:left w:w="80.0" w:type="dxa"/>
+              <w:bottom w:w="60.0" w:type="dxa"/>
+              <w:right w:w="80.0" w:type="dxa"/>
+            </w:tcMar>
+          </w:tcPr>
+          <w:p>
+            <w:pPr>
+              <w:spacing w:line="276" w:lineRule="auto"/>
+              <w:rPr/>
+            </w:pPr>
+            <w:r>
+              <w:rPr>
+                <w:sz w:val="20"/>
+                <w:szCs w:val="20"/>
+                <w:rtl w:val="0"/>
+              </w:rPr>
+              <w:t xml:space="preserve">0.095</w:t>
             </w:r>
             <w:r>
               <w:rPr>
@@ -18474,112 +18474,112 @@
                 <w:szCs w:val="20"/>
                 <w:rtl w:val="0"/>
               </w:rPr>
-              <w:t xml:space="preserve">Gloves</w:t>
-            </w:r>
-            <w:r>
-              <w:rPr>
-                <w:rtl w:val="0"/>
-              </w:rPr>
-            </w:r>
-          </w:p>
-        </w:tc>
-        <w:tc>
-          <w:tcPr>
-            <w:tcBorders>
-              <w:top w:color="999999" w:space="0" w:sz="4" w:val="single"/>
-              <w:left w:color="999999" w:space="0" w:sz="4" w:val="single"/>
-              <w:bottom w:color="999999" w:space="0" w:sz="4" w:val="single"/>
-              <w:right w:color="999999" w:space="0" w:sz="4" w:val="single"/>
-            </w:tcBorders>
-            <w:tcMar>
-              <w:top w:w="60.0" w:type="dxa"/>
-              <w:left w:w="80.0" w:type="dxa"/>
-              <w:bottom w:w="60.0" w:type="dxa"/>
-              <w:right w:w="80.0" w:type="dxa"/>
-            </w:tcMar>
-          </w:tcPr>
-          <w:p>
-            <w:pPr>
-              <w:spacing w:line="276" w:lineRule="auto"/>
-              <w:rPr/>
-            </w:pPr>
-            <w:r>
-              <w:rPr>
-                <w:sz w:val="20"/>
-                <w:szCs w:val="20"/>
-                <w:rtl w:val="0"/>
-              </w:rPr>
-              <w:t xml:space="preserve">0.82</w:t>
-            </w:r>
-            <w:r>
-              <w:rPr>
-                <w:rtl w:val="0"/>
-              </w:rPr>
-            </w:r>
-          </w:p>
-        </w:tc>
-        <w:tc>
-          <w:tcPr>
-            <w:tcBorders>
-              <w:top w:color="999999" w:space="0" w:sz="4" w:val="single"/>
-              <w:left w:color="999999" w:space="0" w:sz="4" w:val="single"/>
-              <w:bottom w:color="999999" w:space="0" w:sz="4" w:val="single"/>
-              <w:right w:color="999999" w:space="0" w:sz="4" w:val="single"/>
-            </w:tcBorders>
-            <w:tcMar>
-              <w:top w:w="60.0" w:type="dxa"/>
-              <w:left w:w="80.0" w:type="dxa"/>
-              <w:bottom w:w="60.0" w:type="dxa"/>
-              <w:right w:w="80.0" w:type="dxa"/>
-            </w:tcMar>
-          </w:tcPr>
-          <w:p>
-            <w:pPr>
-              <w:spacing w:line="276" w:lineRule="auto"/>
-              <w:rPr/>
-            </w:pPr>
-            <w:r>
-              <w:rPr>
-                <w:sz w:val="20"/>
-                <w:szCs w:val="20"/>
-                <w:rtl w:val="0"/>
-              </w:rPr>
-              <w:t xml:space="preserve">0.78</w:t>
-            </w:r>
-            <w:r>
-              <w:rPr>
-                <w:rtl w:val="0"/>
-              </w:rPr>
-            </w:r>
-          </w:p>
-        </w:tc>
-        <w:tc>
-          <w:tcPr>
-            <w:tcBorders>
-              <w:top w:color="999999" w:space="0" w:sz="4" w:val="single"/>
-              <w:left w:color="999999" w:space="0" w:sz="4" w:val="single"/>
-              <w:bottom w:color="999999" w:space="0" w:sz="4" w:val="single"/>
-              <w:right w:color="999999" w:space="0" w:sz="4" w:val="single"/>
-            </w:tcBorders>
-            <w:tcMar>
-              <w:top w:w="60.0" w:type="dxa"/>
-              <w:left w:w="80.0" w:type="dxa"/>
-              <w:bottom w:w="60.0" w:type="dxa"/>
-              <w:right w:w="80.0" w:type="dxa"/>
-            </w:tcMar>
-          </w:tcPr>
-          <w:p>
-            <w:pPr>
-              <w:spacing w:line="276" w:lineRule="auto"/>
-              <w:rPr/>
-            </w:pPr>
-            <w:r>
-              <w:rPr>
-                <w:sz w:val="20"/>
-                <w:szCs w:val="20"/>
-                <w:rtl w:val="0"/>
-              </w:rPr>
-              <w:t xml:space="preserve">0.84</w:t>
+              <w:t xml:space="preserve">goggles</w:t>
+            </w:r>
+            <w:r>
+              <w:rPr>
+                <w:rtl w:val="0"/>
+              </w:rPr>
+            </w:r>
+          </w:p>
+        </w:tc>
+        <w:tc>
+          <w:tcPr>
+            <w:tcBorders>
+              <w:top w:color="999999" w:space="0" w:sz="4" w:val="single"/>
+              <w:left w:color="999999" w:space="0" w:sz="4" w:val="single"/>
+              <w:bottom w:color="999999" w:space="0" w:sz="4" w:val="single"/>
+              <w:right w:color="999999" w:space="0" w:sz="4" w:val="single"/>
+            </w:tcBorders>
+            <w:tcMar>
+              <w:top w:w="60.0" w:type="dxa"/>
+              <w:left w:w="80.0" w:type="dxa"/>
+              <w:bottom w:w="60.0" w:type="dxa"/>
+              <w:right w:w="80.0" w:type="dxa"/>
+            </w:tcMar>
+          </w:tcPr>
+          <w:p>
+            <w:pPr>
+              <w:spacing w:line="276" w:lineRule="auto"/>
+              <w:rPr/>
+            </w:pPr>
+            <w:r>
+              <w:rPr>
+                <w:sz w:val="20"/>
+                <w:szCs w:val="20"/>
+                <w:rtl w:val="0"/>
+              </w:rPr>
+              <w:t xml:space="preserve">0.418</w:t>
+            </w:r>
+            <w:r>
+              <w:rPr>
+                <w:rtl w:val="0"/>
+              </w:rPr>
+            </w:r>
+          </w:p>
+        </w:tc>
+        <w:tc>
+          <w:tcPr>
+            <w:tcBorders>
+              <w:top w:color="999999" w:space="0" w:sz="4" w:val="single"/>
+              <w:left w:color="999999" w:space="0" w:sz="4" w:val="single"/>
+              <w:bottom w:color="999999" w:space="0" w:sz="4" w:val="single"/>
+              <w:right w:color="999999" w:space="0" w:sz="4" w:val="single"/>
+            </w:tcBorders>
+            <w:tcMar>
+              <w:top w:w="60.0" w:type="dxa"/>
+              <w:left w:w="80.0" w:type="dxa"/>
+              <w:bottom w:w="60.0" w:type="dxa"/>
+              <w:right w:w="80.0" w:type="dxa"/>
+            </w:tcMar>
+          </w:tcPr>
+          <w:p>
+            <w:pPr>
+              <w:spacing w:line="276" w:lineRule="auto"/>
+              <w:rPr/>
+            </w:pPr>
+            <w:r>
+              <w:rPr>
+                <w:sz w:val="20"/>
+                <w:szCs w:val="20"/>
+                <w:rtl w:val="0"/>
+              </w:rPr>
+              <w:t xml:space="preserve">0.702</w:t>
+            </w:r>
+            <w:r>
+              <w:rPr>
+                <w:rtl w:val="0"/>
+              </w:rPr>
+            </w:r>
+          </w:p>
+        </w:tc>
+        <w:tc>
+          <w:tcPr>
+            <w:tcBorders>
+              <w:top w:color="999999" w:space="0" w:sz="4" w:val="single"/>
+              <w:left w:color="999999" w:space="0" w:sz="4" w:val="single"/>
+              <w:bottom w:color="999999" w:space="0" w:sz="4" w:val="single"/>
+              <w:right w:color="999999" w:space="0" w:sz="4" w:val="single"/>
+            </w:tcBorders>
+            <w:tcMar>
+              <w:top w:w="60.0" w:type="dxa"/>
+              <w:left w:w="80.0" w:type="dxa"/>
+              <w:bottom w:w="60.0" w:type="dxa"/>
+              <w:right w:w="80.0" w:type="dxa"/>
+            </w:tcMar>
+          </w:tcPr>
+          <w:p>
+            <w:pPr>
+              <w:spacing w:line="276" w:lineRule="auto"/>
+              <w:rPr/>
+            </w:pPr>
+            <w:r>
+              <w:rPr>
+                <w:sz w:val="20"/>
+                <w:szCs w:val="20"/>
+                <w:rtl w:val="0"/>
+              </w:rPr>
+              <w:t xml:space="preserve">0.526</w:t>
             </w:r>
             <w:r>
               <w:rPr>
@@ -18620,258 +18620,112 @@
                 <w:szCs w:val="20"/>
                 <w:rtl w:val="0"/>
               </w:rPr>
-              <w:t xml:space="preserve">No-Gloves</w:t>
-            </w:r>
-            <w:r>
-              <w:rPr>
-                <w:rtl w:val="0"/>
-              </w:rPr>
-            </w:r>
-          </w:p>
-        </w:tc>
-        <w:tc>
-          <w:tcPr>
-            <w:tcBorders>
-              <w:top w:color="999999" w:space="0" w:sz="4" w:val="single"/>
-              <w:left w:color="999999" w:space="0" w:sz="4" w:val="single"/>
-              <w:bottom w:color="999999" w:space="0" w:sz="4" w:val="single"/>
-              <w:right w:color="999999" w:space="0" w:sz="4" w:val="single"/>
-            </w:tcBorders>
-            <w:tcMar>
-              <w:top w:w="60.0" w:type="dxa"/>
-              <w:left w:w="80.0" w:type="dxa"/>
-              <w:bottom w:w="60.0" w:type="dxa"/>
-              <w:right w:w="80.0" w:type="dxa"/>
-            </w:tcMar>
-          </w:tcPr>
-          <w:p>
-            <w:pPr>
-              <w:spacing w:line="276" w:lineRule="auto"/>
-              <w:rPr/>
-            </w:pPr>
-            <w:r>
-              <w:rPr>
-                <w:sz w:val="20"/>
-                <w:szCs w:val="20"/>
-                <w:rtl w:val="0"/>
-              </w:rPr>
-              <w:t xml:space="preserve">0.80</w:t>
-            </w:r>
-            <w:r>
-              <w:rPr>
-                <w:rtl w:val="0"/>
-              </w:rPr>
-            </w:r>
-          </w:p>
-        </w:tc>
-        <w:tc>
-          <w:tcPr>
-            <w:tcBorders>
-              <w:top w:color="999999" w:space="0" w:sz="4" w:val="single"/>
-              <w:left w:color="999999" w:space="0" w:sz="4" w:val="single"/>
-              <w:bottom w:color="999999" w:space="0" w:sz="4" w:val="single"/>
-              <w:right w:color="999999" w:space="0" w:sz="4" w:val="single"/>
-            </w:tcBorders>
-            <w:tcMar>
-              <w:top w:w="60.0" w:type="dxa"/>
-              <w:left w:w="80.0" w:type="dxa"/>
-              <w:bottom w:w="60.0" w:type="dxa"/>
-              <w:right w:w="80.0" w:type="dxa"/>
-            </w:tcMar>
-          </w:tcPr>
-          <w:p>
-            <w:pPr>
-              <w:spacing w:line="276" w:lineRule="auto"/>
-              <w:rPr/>
-            </w:pPr>
-            <w:r>
-              <w:rPr>
-                <w:sz w:val="20"/>
-                <w:szCs w:val="20"/>
-                <w:rtl w:val="0"/>
-              </w:rPr>
-              <w:t xml:space="preserve">0.75</w:t>
-            </w:r>
-            <w:r>
-              <w:rPr>
-                <w:rtl w:val="0"/>
-              </w:rPr>
-            </w:r>
-          </w:p>
-        </w:tc>
-        <w:tc>
-          <w:tcPr>
-            <w:tcBorders>
-              <w:top w:color="999999" w:space="0" w:sz="4" w:val="single"/>
-              <w:left w:color="999999" w:space="0" w:sz="4" w:val="single"/>
-              <w:bottom w:color="999999" w:space="0" w:sz="4" w:val="single"/>
-              <w:right w:color="999999" w:space="0" w:sz="4" w:val="single"/>
-            </w:tcBorders>
-            <w:tcMar>
-              <w:top w:w="60.0" w:type="dxa"/>
-              <w:left w:w="80.0" w:type="dxa"/>
-              <w:bottom w:w="60.0" w:type="dxa"/>
-              <w:right w:w="80.0" w:type="dxa"/>
-            </w:tcMar>
-          </w:tcPr>
-          <w:p>
-            <w:pPr>
-              <w:spacing w:line="276" w:lineRule="auto"/>
-              <w:rPr/>
-            </w:pPr>
-            <w:r>
-              <w:rPr>
-                <w:sz w:val="20"/>
-                <w:szCs w:val="20"/>
-                <w:rtl w:val="0"/>
-              </w:rPr>
-              <w:t xml:space="preserve">0.81</w:t>
-            </w:r>
-            <w:r>
-              <w:rPr>
-                <w:rtl w:val="0"/>
-              </w:rPr>
-            </w:r>
-          </w:p>
-        </w:tc>
-      </w:tr>
-      <w:tr>
-        <w:trPr>
-          <w:cantSplit w:val="0"/>
-          <w:tblHeader w:val="0"/>
-        </w:trPr>
-        <w:tc>
-          <w:tcPr>
-            <w:tcBorders>
-              <w:top w:color="999999" w:space="0" w:sz="4" w:val="single"/>
-              <w:left w:color="999999" w:space="0" w:sz="4" w:val="single"/>
-              <w:bottom w:color="999999" w:space="0" w:sz="4" w:val="single"/>
-              <w:right w:color="999999" w:space="0" w:sz="4" w:val="single"/>
-            </w:tcBorders>
-            <w:tcMar>
-              <w:top w:w="60.0" w:type="dxa"/>
-              <w:left w:w="80.0" w:type="dxa"/>
-              <w:bottom w:w="60.0" w:type="dxa"/>
-              <w:right w:w="80.0" w:type="dxa"/>
-            </w:tcMar>
-          </w:tcPr>
-          <w:p>
-            <w:pPr>
-              <w:spacing w:line="276" w:lineRule="auto"/>
-              <w:rPr/>
-            </w:pPr>
-            <w:r>
-              <w:rPr>
-                <w:sz w:val="20"/>
-                <w:szCs w:val="20"/>
-                <w:rtl w:val="0"/>
-              </w:rPr>
-              <w:t xml:space="preserve">Mask</w:t>
-            </w:r>
-            <w:r>
-              <w:rPr>
-                <w:rtl w:val="0"/>
-              </w:rPr>
-            </w:r>
-          </w:p>
-        </w:tc>
-        <w:tc>
-          <w:tcPr>
-            <w:tcBorders>
-              <w:top w:color="999999" w:space="0" w:sz="4" w:val="single"/>
-              <w:left w:color="999999" w:space="0" w:sz="4" w:val="single"/>
-              <w:bottom w:color="999999" w:space="0" w:sz="4" w:val="single"/>
-              <w:right w:color="999999" w:space="0" w:sz="4" w:val="single"/>
-            </w:tcBorders>
-            <w:tcMar>
-              <w:top w:w="60.0" w:type="dxa"/>
-              <w:left w:w="80.0" w:type="dxa"/>
-              <w:bottom w:w="60.0" w:type="dxa"/>
-              <w:right w:w="80.0" w:type="dxa"/>
-            </w:tcMar>
-          </w:tcPr>
-          <w:p>
-            <w:pPr>
-              <w:spacing w:line="276" w:lineRule="auto"/>
-              <w:rPr/>
-            </w:pPr>
-            <w:r>
-              <w:rPr>
-                <w:sz w:val="20"/>
-                <w:szCs w:val="20"/>
-                <w:rtl w:val="0"/>
-              </w:rPr>
-              <w:t xml:space="preserve">0.85</w:t>
-            </w:r>
-            <w:r>
-              <w:rPr>
-                <w:rtl w:val="0"/>
-              </w:rPr>
-            </w:r>
-          </w:p>
-        </w:tc>
-        <w:tc>
-          <w:tcPr>
-            <w:tcBorders>
-              <w:top w:color="999999" w:space="0" w:sz="4" w:val="single"/>
-              <w:left w:color="999999" w:space="0" w:sz="4" w:val="single"/>
-              <w:bottom w:color="999999" w:space="0" w:sz="4" w:val="single"/>
-              <w:right w:color="999999" w:space="0" w:sz="4" w:val="single"/>
-            </w:tcBorders>
-            <w:tcMar>
-              <w:top w:w="60.0" w:type="dxa"/>
-              <w:left w:w="80.0" w:type="dxa"/>
-              <w:bottom w:w="60.0" w:type="dxa"/>
-              <w:right w:w="80.0" w:type="dxa"/>
-            </w:tcMar>
-          </w:tcPr>
-          <w:p>
-            <w:pPr>
-              <w:spacing w:line="276" w:lineRule="auto"/>
-              <w:rPr/>
-            </w:pPr>
-            <w:r>
-              <w:rPr>
-                <w:sz w:val="20"/>
-                <w:szCs w:val="20"/>
-                <w:rtl w:val="0"/>
-              </w:rPr>
-              <w:t xml:space="preserve">0.82</w:t>
-            </w:r>
-            <w:r>
-              <w:rPr>
-                <w:rtl w:val="0"/>
-              </w:rPr>
-            </w:r>
-          </w:p>
-        </w:tc>
-        <w:tc>
-          <w:tcPr>
-            <w:tcBorders>
-              <w:top w:color="999999" w:space="0" w:sz="4" w:val="single"/>
-              <w:left w:color="999999" w:space="0" w:sz="4" w:val="single"/>
-              <w:bottom w:color="999999" w:space="0" w:sz="4" w:val="single"/>
-              <w:right w:color="999999" w:space="0" w:sz="4" w:val="single"/>
-            </w:tcBorders>
-            <w:tcMar>
-              <w:top w:w="60.0" w:type="dxa"/>
-              <w:left w:w="80.0" w:type="dxa"/>
-              <w:bottom w:w="60.0" w:type="dxa"/>
-              <w:right w:w="80.0" w:type="dxa"/>
-            </w:tcMar>
-          </w:tcPr>
-          <w:p>
-            <w:pPr>
-              <w:spacing w:line="276" w:lineRule="auto"/>
-              <w:rPr/>
-            </w:pPr>
-            <w:r>
-              <w:rPr>
-                <w:sz w:val="20"/>
-                <w:szCs w:val="20"/>
-                <w:rtl w:val="0"/>
-              </w:rPr>
-              <w:t xml:space="preserve">0.87</w:t>
+              <w:t xml:space="preserve">no-goggles</w:t>
+            </w:r>
+            <w:r>
+              <w:rPr>
+                <w:rtl w:val="0"/>
+              </w:rPr>
+            </w:r>
+          </w:p>
+        </w:tc>
+        <w:tc>
+          <w:tcPr>
+            <w:tcBorders>
+              <w:top w:color="999999" w:space="0" w:sz="4" w:val="single"/>
+              <w:left w:color="999999" w:space="0" w:sz="4" w:val="single"/>
+              <w:bottom w:color="999999" w:space="0" w:sz="4" w:val="single"/>
+              <w:right w:color="999999" w:space="0" w:sz="4" w:val="single"/>
+            </w:tcBorders>
+            <w:tcMar>
+              <w:top w:w="60.0" w:type="dxa"/>
+              <w:left w:w="80.0" w:type="dxa"/>
+              <w:bottom w:w="60.0" w:type="dxa"/>
+              <w:right w:w="80.0" w:type="dxa"/>
+            </w:tcMar>
+          </w:tcPr>
+          <w:p>
+            <w:pPr>
+              <w:spacing w:line="276" w:lineRule="auto"/>
+              <w:rPr/>
+            </w:pPr>
+            <w:r>
+              <w:rPr>
+                <w:sz w:val="20"/>
+                <w:szCs w:val="20"/>
+                <w:rtl w:val="0"/>
+              </w:rPr>
+              <w:t xml:space="preserve">0.369</w:t>
+            </w:r>
+            <w:r>
+              <w:rPr>
+                <w:rtl w:val="0"/>
+              </w:rPr>
+            </w:r>
+          </w:p>
+        </w:tc>
+        <w:tc>
+          <w:tcPr>
+            <w:tcBorders>
+              <w:top w:color="999999" w:space="0" w:sz="4" w:val="single"/>
+              <w:left w:color="999999" w:space="0" w:sz="4" w:val="single"/>
+              <w:bottom w:color="999999" w:space="0" w:sz="4" w:val="single"/>
+              <w:right w:color="999999" w:space="0" w:sz="4" w:val="single"/>
+            </w:tcBorders>
+            <w:tcMar>
+              <w:top w:w="60.0" w:type="dxa"/>
+              <w:left w:w="80.0" w:type="dxa"/>
+              <w:bottom w:w="60.0" w:type="dxa"/>
+              <w:right w:w="80.0" w:type="dxa"/>
+            </w:tcMar>
+          </w:tcPr>
+          <w:p>
+            <w:pPr>
+              <w:spacing w:line="276" w:lineRule="auto"/>
+              <w:rPr/>
+            </w:pPr>
+            <w:r>
+              <w:rPr>
+                <w:sz w:val="20"/>
+                <w:szCs w:val="20"/>
+                <w:rtl w:val="0"/>
+              </w:rPr>
+              <w:t xml:space="preserve">0.545</w:t>
+            </w:r>
+            <w:r>
+              <w:rPr>
+                <w:rtl w:val="0"/>
+              </w:rPr>
+            </w:r>
+          </w:p>
+        </w:tc>
+        <w:tc>
+          <w:tcPr>
+            <w:tcBorders>
+              <w:top w:color="999999" w:space="0" w:sz="4" w:val="single"/>
+              <w:left w:color="999999" w:space="0" w:sz="4" w:val="single"/>
+              <w:bottom w:color="999999" w:space="0" w:sz="4" w:val="single"/>
+              <w:right w:color="999999" w:space="0" w:sz="4" w:val="single"/>
+            </w:tcBorders>
+            <w:tcMar>
+              <w:top w:w="60.0" w:type="dxa"/>
+              <w:left w:w="80.0" w:type="dxa"/>
+              <w:bottom w:w="60.0" w:type="dxa"/>
+              <w:right w:w="80.0" w:type="dxa"/>
+            </w:tcMar>
+          </w:tcPr>
+          <w:p>
+            <w:pPr>
+              <w:spacing w:line="276" w:lineRule="auto"/>
+              <w:rPr/>
+            </w:pPr>
+            <w:r>
+              <w:rPr>
+                <w:sz w:val="20"/>
+                <w:szCs w:val="20"/>
+                <w:rtl w:val="0"/>
+              </w:rPr>
+              <w:t xml:space="preserve">0.414</w:t>
             </w:r>
             <w:r>
               <w:rPr>
@@ -23917,7 +23771,7 @@
         <w:rPr>
           <w:rtl w:val="0"/>
         </w:rPr>
-        <w:t xml:space="preserve">We tested the system end-to-end by simulating concurrent scenarios: vest telemetry streaming, live camera feeds with PPE, fall, and fire/smoke detection running simultaneously, dashboard monitoring, and mobile app interactions all active at once. The simulation panel’s ability to trigger specific events (SOS button press, GPS location update, inactivity timeout, simulated fall, simulated fire) was critical for validating the full pipeline without requiring physical hardware or staged incidents. Each test scenario verified that the event was correctly detected, an alert was generated with the appropriate severity, the dashboard updated in real time, and a push notification was received on the mobile device within acceptable latency. For fire/smoke detection, we additionally verified that alerts were correctly suppressed or downgraded when a hot work permit was active in the target zone.</w:t>
+        <w:t xml:space="preserve">Verification to date falls into three groups: automated tests that run against the code base, measured evaluation of the trained model, and manual end-to-end exercises through the running system. The automated tests are executed with the Django test runner and cover role-based access control, asserting that each role is actually refused a disallowed write by the API rather than merely having the control hidden in the interface. The proximity module described in Section 4.3.7 carries its own unit tests for the geometry and the persistence filter, and was additionally exercised against the real pretrained detector on a still image. Model performance in Table 4.6 comes from an evaluation run on the held-out test split and is reproducible from the repository. The manual exercises used the dashboard simulation panel, which triggers alert events without requiring physical hardware, together with direct API calls that replicate the payloads the vision pipeline sends. Table 4.10 records only what has actually been executed. Capabilities that remain unimplemented, principally QR-based worker identification, fall detection, fire and smoke detection, the Smart Vest hardware and the mobile application, are not listed there as tested; their status is set out in Section 5.2.</w:t>
       </w:r>
     </w:p>
     <w:p>
@@ -24129,77 +23983,77 @@
                 <w:szCs w:val="20"/>
                 <w:rtl w:val="0"/>
               </w:rPr>
-              <w:t xml:space="preserve">SOS button press</w:t>
-            </w:r>
-            <w:r>
-              <w:rPr>
-                <w:rtl w:val="0"/>
-              </w:rPr>
-            </w:r>
-          </w:p>
-        </w:tc>
-        <w:tc>
-          <w:tcPr>
-            <w:tcBorders>
-              <w:top w:color="999999" w:space="0" w:sz="4" w:val="single"/>
-              <w:left w:color="999999" w:space="0" w:sz="4" w:val="single"/>
-              <w:bottom w:color="999999" w:space="0" w:sz="4" w:val="single"/>
-              <w:right w:color="999999" w:space="0" w:sz="4" w:val="single"/>
-            </w:tcBorders>
-            <w:tcMar>
-              <w:top w:w="60.0" w:type="dxa"/>
-              <w:left w:w="80.0" w:type="dxa"/>
-              <w:bottom w:w="60.0" w:type="dxa"/>
-              <w:right w:w="80.0" w:type="dxa"/>
-            </w:tcMar>
-          </w:tcPr>
-          <w:p>
-            <w:pPr>
-              <w:spacing w:line="276" w:lineRule="auto"/>
-              <w:rPr/>
-            </w:pPr>
-            <w:r>
-              <w:rPr>
-                <w:sz w:val="20"/>
-                <w:szCs w:val="20"/>
-                <w:rtl w:val="0"/>
-              </w:rPr>
-              <w:t xml:space="preserve">Immediate high-severity alert on dashboard and mobile</w:t>
-            </w:r>
-            <w:r>
-              <w:rPr>
-                <w:rtl w:val="0"/>
-              </w:rPr>
-            </w:r>
-          </w:p>
-        </w:tc>
-        <w:tc>
-          <w:tcPr>
-            <w:tcBorders>
-              <w:top w:color="999999" w:space="0" w:sz="4" w:val="single"/>
-              <w:left w:color="999999" w:space="0" w:sz="4" w:val="single"/>
-              <w:bottom w:color="999999" w:space="0" w:sz="4" w:val="single"/>
-              <w:right w:color="999999" w:space="0" w:sz="4" w:val="single"/>
-            </w:tcBorders>
-            <w:tcMar>
-              <w:top w:w="60.0" w:type="dxa"/>
-              <w:left w:w="80.0" w:type="dxa"/>
-              <w:bottom w:w="60.0" w:type="dxa"/>
-              <w:right w:w="80.0" w:type="dxa"/>
-            </w:tcMar>
-          </w:tcPr>
-          <w:p>
-            <w:pPr>
-              <w:spacing w:line="276" w:lineRule="auto"/>
-              <w:rPr/>
-            </w:pPr>
-            <w:r>
-              <w:rPr>
-                <w:sz w:val="20"/>
-                <w:szCs w:val="20"/>
-                <w:rtl w:val="0"/>
-              </w:rPr>
-              <w:t xml:space="preserve">Pass — alert appeared within 1.2s</w:t>
+              <w:t xml:space="preserve">Role-based access control (16 automated tests)</w:t>
+            </w:r>
+            <w:r>
+              <w:rPr>
+                <w:rtl w:val="0"/>
+              </w:rPr>
+            </w:r>
+          </w:p>
+        </w:tc>
+        <w:tc>
+          <w:tcPr>
+            <w:tcBorders>
+              <w:top w:color="999999" w:space="0" w:sz="4" w:val="single"/>
+              <w:left w:color="999999" w:space="0" w:sz="4" w:val="single"/>
+              <w:bottom w:color="999999" w:space="0" w:sz="4" w:val="single"/>
+              <w:right w:color="999999" w:space="0" w:sz="4" w:val="single"/>
+            </w:tcBorders>
+            <w:tcMar>
+              <w:top w:w="60.0" w:type="dxa"/>
+              <w:left w:w="80.0" w:type="dxa"/>
+              <w:bottom w:w="60.0" w:type="dxa"/>
+              <w:right w:w="80.0" w:type="dxa"/>
+            </w:tcMar>
+          </w:tcPr>
+          <w:p>
+            <w:pPr>
+              <w:spacing w:line="276" w:lineRule="auto"/>
+              <w:rPr/>
+            </w:pPr>
+            <w:r>
+              <w:rPr>
+                <w:sz w:val="20"/>
+                <w:szCs w:val="20"/>
+                <w:rtl w:val="0"/>
+              </w:rPr>
+              <w:t xml:space="preserve">Each role permitted only its allowed operations at the API layer</w:t>
+            </w:r>
+            <w:r>
+              <w:rPr>
+                <w:rtl w:val="0"/>
+              </w:rPr>
+            </w:r>
+          </w:p>
+        </w:tc>
+        <w:tc>
+          <w:tcPr>
+            <w:tcBorders>
+              <w:top w:color="999999" w:space="0" w:sz="4" w:val="single"/>
+              <w:left w:color="999999" w:space="0" w:sz="4" w:val="single"/>
+              <w:bottom w:color="999999" w:space="0" w:sz="4" w:val="single"/>
+              <w:right w:color="999999" w:space="0" w:sz="4" w:val="single"/>
+            </w:tcBorders>
+            <w:tcMar>
+              <w:top w:w="60.0" w:type="dxa"/>
+              <w:left w:w="80.0" w:type="dxa"/>
+              <w:bottom w:w="60.0" w:type="dxa"/>
+              <w:right w:w="80.0" w:type="dxa"/>
+            </w:tcMar>
+          </w:tcPr>
+          <w:p>
+            <w:pPr>
+              <w:spacing w:line="276" w:lineRule="auto"/>
+              <w:rPr/>
+            </w:pPr>
+            <w:r>
+              <w:rPr>
+                <w:sz w:val="20"/>
+                <w:szCs w:val="20"/>
+                <w:rtl w:val="0"/>
+              </w:rPr>
+              <w:t xml:space="preserve">Pass — all 16 cases pass; viewer writes refused with HTTP 403</w:t>
             </w:r>
             <w:r>
               <w:rPr>
@@ -24240,77 +24094,77 @@
                 <w:szCs w:val="20"/>
                 <w:rtl w:val="0"/>
               </w:rPr>
-              <w:t xml:space="preserve">QR worker identified on camera</w:t>
-            </w:r>
-            <w:r>
-              <w:rPr>
-                <w:rtl w:val="0"/>
-              </w:rPr>
-            </w:r>
-          </w:p>
-        </w:tc>
-        <w:tc>
-          <w:tcPr>
-            <w:tcBorders>
-              <w:top w:color="999999" w:space="0" w:sz="4" w:val="single"/>
-              <w:left w:color="999999" w:space="0" w:sz="4" w:val="single"/>
-              <w:bottom w:color="999999" w:space="0" w:sz="4" w:val="single"/>
-              <w:right w:color="999999" w:space="0" w:sz="4" w:val="single"/>
-            </w:tcBorders>
-            <w:tcMar>
-              <w:top w:w="60.0" w:type="dxa"/>
-              <w:left w:w="80.0" w:type="dxa"/>
-              <w:bottom w:w="60.0" w:type="dxa"/>
-              <w:right w:w="80.0" w:type="dxa"/>
-            </w:tcMar>
-          </w:tcPr>
-          <w:p>
-            <w:pPr>
-              <w:spacing w:line="276" w:lineRule="auto"/>
-              <w:rPr/>
-            </w:pPr>
-            <w:r>
-              <w:rPr>
-                <w:sz w:val="20"/>
-                <w:szCs w:val="20"/>
-                <w:rtl w:val="0"/>
-              </w:rPr>
-              <w:t xml:space="preserve">Worker identified, violation logged to worker record</w:t>
-            </w:r>
-            <w:r>
-              <w:rPr>
-                <w:rtl w:val="0"/>
-              </w:rPr>
-            </w:r>
-          </w:p>
-        </w:tc>
-        <w:tc>
-          <w:tcPr>
-            <w:tcBorders>
-              <w:top w:color="999999" w:space="0" w:sz="4" w:val="single"/>
-              <w:left w:color="999999" w:space="0" w:sz="4" w:val="single"/>
-              <w:bottom w:color="999999" w:space="0" w:sz="4" w:val="single"/>
-              <w:right w:color="999999" w:space="0" w:sz="4" w:val="single"/>
-            </w:tcBorders>
-            <w:tcMar>
-              <w:top w:w="60.0" w:type="dxa"/>
-              <w:left w:w="80.0" w:type="dxa"/>
-              <w:bottom w:w="60.0" w:type="dxa"/>
-              <w:right w:w="80.0" w:type="dxa"/>
-            </w:tcMar>
-          </w:tcPr>
-          <w:p>
-            <w:pPr>
-              <w:spacing w:line="276" w:lineRule="auto"/>
-              <w:rPr/>
-            </w:pPr>
-            <w:r>
-              <w:rPr>
-                <w:sz w:val="20"/>
-                <w:szCs w:val="20"/>
-                <w:rtl w:val="0"/>
-              </w:rPr>
-              <w:t xml:space="preserve">Pass — FCM delivery within 2s</w:t>
+              <w:t xml:space="preserve">Proximity geometry and persistence filter (unit tests)</w:t>
+            </w:r>
+            <w:r>
+              <w:rPr>
+                <w:rtl w:val="0"/>
+              </w:rPr>
+            </w:r>
+          </w:p>
+        </w:tc>
+        <w:tc>
+          <w:tcPr>
+            <w:tcBorders>
+              <w:top w:color="999999" w:space="0" w:sz="4" w:val="single"/>
+              <w:left w:color="999999" w:space="0" w:sz="4" w:val="single"/>
+              <w:bottom w:color="999999" w:space="0" w:sz="4" w:val="single"/>
+              <w:right w:color="999999" w:space="0" w:sz="4" w:val="single"/>
+            </w:tcBorders>
+            <w:tcMar>
+              <w:top w:w="60.0" w:type="dxa"/>
+              <w:left w:w="80.0" w:type="dxa"/>
+              <w:bottom w:w="60.0" w:type="dxa"/>
+              <w:right w:w="80.0" w:type="dxa"/>
+            </w:tcMar>
+          </w:tcPr>
+          <w:p>
+            <w:pPr>
+              <w:spacing w:line="276" w:lineRule="auto"/>
+              <w:rPr/>
+            </w:pPr>
+            <w:r>
+              <w:rPr>
+                <w:sz w:val="20"/>
+                <w:szCs w:val="20"/>
+                <w:rtl w:val="0"/>
+              </w:rPr>
+              <w:t xml:space="preserve">Correct gap measurement, scale invariance, no alert before the frame threshold</w:t>
+            </w:r>
+            <w:r>
+              <w:rPr>
+                <w:rtl w:val="0"/>
+              </w:rPr>
+            </w:r>
+          </w:p>
+        </w:tc>
+        <w:tc>
+          <w:tcPr>
+            <w:tcBorders>
+              <w:top w:color="999999" w:space="0" w:sz="4" w:val="single"/>
+              <w:left w:color="999999" w:space="0" w:sz="4" w:val="single"/>
+              <w:bottom w:color="999999" w:space="0" w:sz="4" w:val="single"/>
+              <w:right w:color="999999" w:space="0" w:sz="4" w:val="single"/>
+            </w:tcBorders>
+            <w:tcMar>
+              <w:top w:w="60.0" w:type="dxa"/>
+              <w:left w:w="80.0" w:type="dxa"/>
+              <w:bottom w:w="60.0" w:type="dxa"/>
+              <w:right w:w="80.0" w:type="dxa"/>
+            </w:tcMar>
+          </w:tcPr>
+          <w:p>
+            <w:pPr>
+              <w:spacing w:line="276" w:lineRule="auto"/>
+              <w:rPr/>
+            </w:pPr>
+            <w:r>
+              <w:rPr>
+                <w:sz w:val="20"/>
+                <w:szCs w:val="20"/>
+                <w:rtl w:val="0"/>
+              </w:rPr>
+              <w:t xml:space="preserve">Pass — all cases pass, including streak reset and re-arm</w:t>
             </w:r>
             <w:r>
               <w:rPr>
@@ -24351,77 +24205,77 @@
                 <w:szCs w:val="20"/>
                 <w:rtl w:val="0"/>
               </w:rPr>
-              <w:t xml:space="preserve">PPE violation detected</w:t>
-            </w:r>
-            <w:r>
-              <w:rPr>
-                <w:rtl w:val="0"/>
-              </w:rPr>
-            </w:r>
-          </w:p>
-        </w:tc>
-        <w:tc>
-          <w:tcPr>
-            <w:tcBorders>
-              <w:top w:color="999999" w:space="0" w:sz="4" w:val="single"/>
-              <w:left w:color="999999" w:space="0" w:sz="4" w:val="single"/>
-              <w:bottom w:color="999999" w:space="0" w:sz="4" w:val="single"/>
-              <w:right w:color="999999" w:space="0" w:sz="4" w:val="single"/>
-            </w:tcBorders>
-            <w:tcMar>
-              <w:top w:w="60.0" w:type="dxa"/>
-              <w:left w:w="80.0" w:type="dxa"/>
-              <w:bottom w:w="60.0" w:type="dxa"/>
-              <w:right w:w="80.0" w:type="dxa"/>
-            </w:tcMar>
-          </w:tcPr>
-          <w:p>
-            <w:pPr>
-              <w:spacing w:line="276" w:lineRule="auto"/>
-              <w:rPr/>
-            </w:pPr>
-            <w:r>
-              <w:rPr>
-                <w:sz w:val="20"/>
-                <w:szCs w:val="20"/>
-                <w:rtl w:val="0"/>
-              </w:rPr>
-              <w:t xml:space="preserve">Detection logged with image, alert on dashboard</w:t>
-            </w:r>
-            <w:r>
-              <w:rPr>
-                <w:rtl w:val="0"/>
-              </w:rPr>
-            </w:r>
-          </w:p>
-        </w:tc>
-        <w:tc>
-          <w:tcPr>
-            <w:tcBorders>
-              <w:top w:color="999999" w:space="0" w:sz="4" w:val="single"/>
-              <w:left w:color="999999" w:space="0" w:sz="4" w:val="single"/>
-              <w:bottom w:color="999999" w:space="0" w:sz="4" w:val="single"/>
-              <w:right w:color="999999" w:space="0" w:sz="4" w:val="single"/>
-            </w:tcBorders>
-            <w:tcMar>
-              <w:top w:w="60.0" w:type="dxa"/>
-              <w:left w:w="80.0" w:type="dxa"/>
-              <w:bottom w:w="60.0" w:type="dxa"/>
-              <w:right w:w="80.0" w:type="dxa"/>
-            </w:tcMar>
-          </w:tcPr>
-          <w:p>
-            <w:pPr>
-              <w:spacing w:line="276" w:lineRule="auto"/>
-              <w:rPr/>
-            </w:pPr>
-            <w:r>
-              <w:rPr>
-                <w:sz w:val="20"/>
-                <w:szCs w:val="20"/>
-                <w:rtl w:val="0"/>
-              </w:rPr>
-              <w:t xml:space="preserve">Pass — image snapshot saved correctly</w:t>
+              <w:t xml:space="preserve">Proximity against the real detector (still image)</w:t>
+            </w:r>
+            <w:r>
+              <w:rPr>
+                <w:rtl w:val="0"/>
+              </w:rPr>
+            </w:r>
+          </w:p>
+        </w:tc>
+        <w:tc>
+          <w:tcPr>
+            <w:tcBorders>
+              <w:top w:color="999999" w:space="0" w:sz="4" w:val="single"/>
+              <w:left w:color="999999" w:space="0" w:sz="4" w:val="single"/>
+              <w:bottom w:color="999999" w:space="0" w:sz="4" w:val="single"/>
+              <w:right w:color="999999" w:space="0" w:sz="4" w:val="single"/>
+            </w:tcBorders>
+            <w:tcMar>
+              <w:top w:w="60.0" w:type="dxa"/>
+              <w:left w:w="80.0" w:type="dxa"/>
+              <w:bottom w:w="60.0" w:type="dxa"/>
+              <w:right w:w="80.0" w:type="dxa"/>
+            </w:tcMar>
+          </w:tcPr>
+          <w:p>
+            <w:pPr>
+              <w:spacing w:line="276" w:lineRule="auto"/>
+              <w:rPr/>
+            </w:pPr>
+            <w:r>
+              <w:rPr>
+                <w:sz w:val="20"/>
+                <w:szCs w:val="20"/>
+                <w:rtl w:val="0"/>
+              </w:rPr>
+              <w:t xml:space="preserve">Person and vehicle boxes resolved, breach classified by severity</w:t>
+            </w:r>
+            <w:r>
+              <w:rPr>
+                <w:rtl w:val="0"/>
+              </w:rPr>
+            </w:r>
+          </w:p>
+        </w:tc>
+        <w:tc>
+          <w:tcPr>
+            <w:tcBorders>
+              <w:top w:color="999999" w:space="0" w:sz="4" w:val="single"/>
+              <w:left w:color="999999" w:space="0" w:sz="4" w:val="single"/>
+              <w:bottom w:color="999999" w:space="0" w:sz="4" w:val="single"/>
+              <w:right w:color="999999" w:space="0" w:sz="4" w:val="single"/>
+            </w:tcBorders>
+            <w:tcMar>
+              <w:top w:w="60.0" w:type="dxa"/>
+              <w:left w:w="80.0" w:type="dxa"/>
+              <w:bottom w:w="60.0" w:type="dxa"/>
+              <w:right w:w="80.0" w:type="dxa"/>
+            </w:tcMar>
+          </w:tcPr>
+          <w:p>
+            <w:pPr>
+              <w:spacing w:line="276" w:lineRule="auto"/>
+              <w:rPr/>
+            </w:pPr>
+            <w:r>
+              <w:rPr>
+                <w:sz w:val="20"/>
+                <w:szCs w:val="20"/>
+                <w:rtl w:val="0"/>
+              </w:rPr>
+              <w:t xml:space="preserve">Pass — 4 person and 1 vehicle box detected, CRITICAL raised</w:t>
             </w:r>
             <w:r>
               <w:rPr>
@@ -24462,77 +24316,77 @@
                 <w:szCs w:val="20"/>
                 <w:rtl w:val="0"/>
               </w:rPr>
-              <w:t xml:space="preserve">GPS location update from vest</w:t>
-            </w:r>
-            <w:r>
-              <w:rPr>
-                <w:rtl w:val="0"/>
-              </w:rPr>
-            </w:r>
-          </w:p>
-        </w:tc>
-        <w:tc>
-          <w:tcPr>
-            <w:tcBorders>
-              <w:top w:color="999999" w:space="0" w:sz="4" w:val="single"/>
-              <w:left w:color="999999" w:space="0" w:sz="4" w:val="single"/>
-              <w:bottom w:color="999999" w:space="0" w:sz="4" w:val="single"/>
-              <w:right w:color="999999" w:space="0" w:sz="4" w:val="single"/>
-            </w:tcBorders>
-            <w:tcMar>
-              <w:top w:w="60.0" w:type="dxa"/>
-              <w:left w:w="80.0" w:type="dxa"/>
-              <w:bottom w:w="60.0" w:type="dxa"/>
-              <w:right w:w="80.0" w:type="dxa"/>
-            </w:tcMar>
-          </w:tcPr>
-          <w:p>
-            <w:pPr>
-              <w:spacing w:line="276" w:lineRule="auto"/>
-              <w:rPr/>
-            </w:pPr>
-            <w:r>
-              <w:rPr>
-                <w:sz w:val="20"/>
-                <w:szCs w:val="20"/>
-                <w:rtl w:val="0"/>
-              </w:rPr>
-              <w:t xml:space="preserve">Location updated on dashboard map, stored in DB</w:t>
-            </w:r>
-            <w:r>
-              <w:rPr>
-                <w:rtl w:val="0"/>
-              </w:rPr>
-            </w:r>
-          </w:p>
-        </w:tc>
-        <w:tc>
-          <w:tcPr>
-            <w:tcBorders>
-              <w:top w:color="999999" w:space="0" w:sz="4" w:val="single"/>
-              <w:left w:color="999999" w:space="0" w:sz="4" w:val="single"/>
-              <w:bottom w:color="999999" w:space="0" w:sz="4" w:val="single"/>
-              <w:right w:color="999999" w:space="0" w:sz="4" w:val="single"/>
-            </w:tcBorders>
-            <w:tcMar>
-              <w:top w:w="60.0" w:type="dxa"/>
-              <w:left w:w="80.0" w:type="dxa"/>
-              <w:bottom w:w="60.0" w:type="dxa"/>
-              <w:right w:w="80.0" w:type="dxa"/>
-            </w:tcMar>
-          </w:tcPr>
-          <w:p>
-            <w:pPr>
-              <w:spacing w:line="276" w:lineRule="auto"/>
-              <w:rPr/>
-            </w:pPr>
-            <w:r>
-              <w:rPr>
-                <w:sz w:val="20"/>
-                <w:szCs w:val="20"/>
-                <w:rtl w:val="0"/>
-              </w:rPr>
-              <w:t xml:space="preserve">Pass — location plotted within 1.5s</w:t>
+              <w:t xml:space="preserve">Distant vehicle, no breach (negative case)</w:t>
+            </w:r>
+            <w:r>
+              <w:rPr>
+                <w:rtl w:val="0"/>
+              </w:rPr>
+            </w:r>
+          </w:p>
+        </w:tc>
+        <w:tc>
+          <w:tcPr>
+            <w:tcBorders>
+              <w:top w:color="999999" w:space="0" w:sz="4" w:val="single"/>
+              <w:left w:color="999999" w:space="0" w:sz="4" w:val="single"/>
+              <w:bottom w:color="999999" w:space="0" w:sz="4" w:val="single"/>
+              <w:right w:color="999999" w:space="0" w:sz="4" w:val="single"/>
+            </w:tcBorders>
+            <w:tcMar>
+              <w:top w:w="60.0" w:type="dxa"/>
+              <w:left w:w="80.0" w:type="dxa"/>
+              <w:bottom w:w="60.0" w:type="dxa"/>
+              <w:right w:w="80.0" w:type="dxa"/>
+            </w:tcMar>
+          </w:tcPr>
+          <w:p>
+            <w:pPr>
+              <w:spacing w:line="276" w:lineRule="auto"/>
+              <w:rPr/>
+            </w:pPr>
+            <w:r>
+              <w:rPr>
+                <w:sz w:val="20"/>
+                <w:szCs w:val="20"/>
+                <w:rtl w:val="0"/>
+              </w:rPr>
+              <w:t xml:space="preserve">No alert raised while separation exceeds the threshold</w:t>
+            </w:r>
+            <w:r>
+              <w:rPr>
+                <w:rtl w:val="0"/>
+              </w:rPr>
+            </w:r>
+          </w:p>
+        </w:tc>
+        <w:tc>
+          <w:tcPr>
+            <w:tcBorders>
+              <w:top w:color="999999" w:space="0" w:sz="4" w:val="single"/>
+              <w:left w:color="999999" w:space="0" w:sz="4" w:val="single"/>
+              <w:bottom w:color="999999" w:space="0" w:sz="4" w:val="single"/>
+              <w:right w:color="999999" w:space="0" w:sz="4" w:val="single"/>
+            </w:tcBorders>
+            <w:tcMar>
+              <w:top w:w="60.0" w:type="dxa"/>
+              <w:left w:w="80.0" w:type="dxa"/>
+              <w:bottom w:w="60.0" w:type="dxa"/>
+              <w:right w:w="80.0" w:type="dxa"/>
+            </w:tcMar>
+          </w:tcPr>
+          <w:p>
+            <w:pPr>
+              <w:spacing w:line="276" w:lineRule="auto"/>
+              <w:rPr/>
+            </w:pPr>
+            <w:r>
+              <w:rPr>
+                <w:sz w:val="20"/>
+                <w:szCs w:val="20"/>
+                <w:rtl w:val="0"/>
+              </w:rPr>
+              <w:t xml:space="preserve">Pass — silent across repeated frames</w:t>
             </w:r>
             <w:r>
               <w:rPr>
@@ -24573,77 +24427,77 @@
                 <w:szCs w:val="20"/>
                 <w:rtl w:val="0"/>
               </w:rPr>
-              <w:t xml:space="preserve">Worker inactivity &gt; 10min</w:t>
-            </w:r>
-            <w:r>
-              <w:rPr>
-                <w:rtl w:val="0"/>
-              </w:rPr>
-            </w:r>
-          </w:p>
-        </w:tc>
-        <w:tc>
-          <w:tcPr>
-            <w:tcBorders>
-              <w:top w:color="999999" w:space="0" w:sz="4" w:val="single"/>
-              <w:left w:color="999999" w:space="0" w:sz="4" w:val="single"/>
-              <w:bottom w:color="999999" w:space="0" w:sz="4" w:val="single"/>
-              <w:right w:color="999999" w:space="0" w:sz="4" w:val="single"/>
-            </w:tcBorders>
-            <w:tcMar>
-              <w:top w:w="60.0" w:type="dxa"/>
-              <w:left w:w="80.0" w:type="dxa"/>
-              <w:bottom w:w="60.0" w:type="dxa"/>
-              <w:right w:w="80.0" w:type="dxa"/>
-            </w:tcMar>
-          </w:tcPr>
-          <w:p>
-            <w:pPr>
-              <w:spacing w:line="276" w:lineRule="auto"/>
-              <w:rPr/>
-            </w:pPr>
-            <w:r>
-              <w:rPr>
-                <w:sz w:val="20"/>
-                <w:szCs w:val="20"/>
-                <w:rtl w:val="0"/>
-              </w:rPr>
-              <w:t xml:space="preserve">Inactivity alert generated and routed per config</w:t>
-            </w:r>
-            <w:r>
-              <w:rPr>
-                <w:rtl w:val="0"/>
-              </w:rPr>
-            </w:r>
-          </w:p>
-        </w:tc>
-        <w:tc>
-          <w:tcPr>
-            <w:tcBorders>
-              <w:top w:color="999999" w:space="0" w:sz="4" w:val="single"/>
-              <w:left w:color="999999" w:space="0" w:sz="4" w:val="single"/>
-              <w:bottom w:color="999999" w:space="0" w:sz="4" w:val="single"/>
-              <w:right w:color="999999" w:space="0" w:sz="4" w:val="single"/>
-            </w:tcBorders>
-            <w:tcMar>
-              <w:top w:w="60.0" w:type="dxa"/>
-              <w:left w:w="80.0" w:type="dxa"/>
-              <w:bottom w:w="60.0" w:type="dxa"/>
-              <w:right w:w="80.0" w:type="dxa"/>
-            </w:tcMar>
-          </w:tcPr>
-          <w:p>
-            <w:pPr>
-              <w:spacing w:line="276" w:lineRule="auto"/>
-              <w:rPr/>
-            </w:pPr>
-            <w:r>
-              <w:rPr>
-                <w:sz w:val="20"/>
-                <w:szCs w:val="20"/>
-                <w:rtl w:val="0"/>
-              </w:rPr>
-              <w:t xml:space="preserve">Pass — triggered at 10m 3s</w:t>
+              <w:t xml:space="preserve">PPE model evaluation on held-out test split</w:t>
+            </w:r>
+            <w:r>
+              <w:rPr>
+                <w:rtl w:val="0"/>
+              </w:rPr>
+            </w:r>
+          </w:p>
+        </w:tc>
+        <w:tc>
+          <w:tcPr>
+            <w:tcBorders>
+              <w:top w:color="999999" w:space="0" w:sz="4" w:val="single"/>
+              <w:left w:color="999999" w:space="0" w:sz="4" w:val="single"/>
+              <w:bottom w:color="999999" w:space="0" w:sz="4" w:val="single"/>
+              <w:right w:color="999999" w:space="0" w:sz="4" w:val="single"/>
+            </w:tcBorders>
+            <w:tcMar>
+              <w:top w:w="60.0" w:type="dxa"/>
+              <w:left w:w="80.0" w:type="dxa"/>
+              <w:bottom w:w="60.0" w:type="dxa"/>
+              <w:right w:w="80.0" w:type="dxa"/>
+            </w:tcMar>
+          </w:tcPr>
+          <w:p>
+            <w:pPr>
+              <w:spacing w:line="276" w:lineRule="auto"/>
+              <w:rPr/>
+            </w:pPr>
+            <w:r>
+              <w:rPr>
+                <w:sz w:val="20"/>
+                <w:szCs w:val="20"/>
+                <w:rtl w:val="0"/>
+              </w:rPr>
+              <w:t xml:space="preserve">Reproducible per-class precision, recall and mAP</w:t>
+            </w:r>
+            <w:r>
+              <w:rPr>
+                <w:rtl w:val="0"/>
+              </w:rPr>
+            </w:r>
+          </w:p>
+        </w:tc>
+        <w:tc>
+          <w:tcPr>
+            <w:tcBorders>
+              <w:top w:color="999999" w:space="0" w:sz="4" w:val="single"/>
+              <w:left w:color="999999" w:space="0" w:sz="4" w:val="single"/>
+              <w:bottom w:color="999999" w:space="0" w:sz="4" w:val="single"/>
+              <w:right w:color="999999" w:space="0" w:sz="4" w:val="single"/>
+            </w:tcBorders>
+            <w:tcMar>
+              <w:top w:w="60.0" w:type="dxa"/>
+              <w:left w:w="80.0" w:type="dxa"/>
+              <w:bottom w:w="60.0" w:type="dxa"/>
+              <w:right w:w="80.0" w:type="dxa"/>
+            </w:tcMar>
+          </w:tcPr>
+          <w:p>
+            <w:pPr>
+              <w:spacing w:line="276" w:lineRule="auto"/>
+              <w:rPr/>
+            </w:pPr>
+            <w:r>
+              <w:rPr>
+                <w:sz w:val="20"/>
+                <w:szCs w:val="20"/>
+                <w:rtl w:val="0"/>
+              </w:rPr>
+              <w:t xml:space="preserve">Complete — mAP@0.5 0.544; see Table 4.6</w:t>
             </w:r>
             <w:r>
               <w:rPr>
@@ -24684,77 +24538,77 @@
                 <w:szCs w:val="20"/>
                 <w:rtl w:val="0"/>
               </w:rPr>
-              <w:t xml:space="preserve">Mobile app login + feed load</w:t>
-            </w:r>
-            <w:r>
-              <w:rPr>
-                <w:rtl w:val="0"/>
-              </w:rPr>
-            </w:r>
-          </w:p>
-        </w:tc>
-        <w:tc>
-          <w:tcPr>
-            <w:tcBorders>
-              <w:top w:color="999999" w:space="0" w:sz="4" w:val="single"/>
-              <w:left w:color="999999" w:space="0" w:sz="4" w:val="single"/>
-              <w:bottom w:color="999999" w:space="0" w:sz="4" w:val="single"/>
-              <w:right w:color="999999" w:space="0" w:sz="4" w:val="single"/>
-            </w:tcBorders>
-            <w:tcMar>
-              <w:top w:w="60.0" w:type="dxa"/>
-              <w:left w:w="80.0" w:type="dxa"/>
-              <w:bottom w:w="60.0" w:type="dxa"/>
-              <w:right w:w="80.0" w:type="dxa"/>
-            </w:tcMar>
-          </w:tcPr>
-          <w:p>
-            <w:pPr>
-              <w:spacing w:line="276" w:lineRule="auto"/>
-              <w:rPr/>
-            </w:pPr>
-            <w:r>
-              <w:rPr>
-                <w:sz w:val="20"/>
-                <w:szCs w:val="20"/>
-                <w:rtl w:val="0"/>
-              </w:rPr>
-              <w:t xml:space="preserve">JWT auth, alert feed loads with live updates</w:t>
-            </w:r>
-            <w:r>
-              <w:rPr>
-                <w:rtl w:val="0"/>
-              </w:rPr>
-            </w:r>
-          </w:p>
-        </w:tc>
-        <w:tc>
-          <w:tcPr>
-            <w:tcBorders>
-              <w:top w:color="999999" w:space="0" w:sz="4" w:val="single"/>
-              <w:left w:color="999999" w:space="0" w:sz="4" w:val="single"/>
-              <w:bottom w:color="999999" w:space="0" w:sz="4" w:val="single"/>
-              <w:right w:color="999999" w:space="0" w:sz="4" w:val="single"/>
-            </w:tcBorders>
-            <w:tcMar>
-              <w:top w:w="60.0" w:type="dxa"/>
-              <w:left w:w="80.0" w:type="dxa"/>
-              <w:bottom w:w="60.0" w:type="dxa"/>
-              <w:right w:w="80.0" w:type="dxa"/>
-            </w:tcMar>
-          </w:tcPr>
-          <w:p>
-            <w:pPr>
-              <w:spacing w:line="276" w:lineRule="auto"/>
-              <w:rPr/>
-            </w:pPr>
-            <w:r>
-              <w:rPr>
-                <w:sz w:val="20"/>
-                <w:szCs w:val="20"/>
-                <w:rtl w:val="0"/>
-              </w:rPr>
-              <w:t xml:space="preserve">Pass — feed populated in 1.4s</w:t>
+              <w:t xml:space="preserve">Alert carrying a camera identifier</w:t>
+            </w:r>
+            <w:r>
+              <w:rPr>
+                <w:rtl w:val="0"/>
+              </w:rPr>
+            </w:r>
+          </w:p>
+        </w:tc>
+        <w:tc>
+          <w:tcPr>
+            <w:tcBorders>
+              <w:top w:color="999999" w:space="0" w:sz="4" w:val="single"/>
+              <w:left w:color="999999" w:space="0" w:sz="4" w:val="single"/>
+              <w:bottom w:color="999999" w:space="0" w:sz="4" w:val="single"/>
+              <w:right w:color="999999" w:space="0" w:sz="4" w:val="single"/>
+            </w:tcBorders>
+            <w:tcMar>
+              <w:top w:w="60.0" w:type="dxa"/>
+              <w:left w:w="80.0" w:type="dxa"/>
+              <w:bottom w:w="60.0" w:type="dxa"/>
+              <w:right w:w="80.0" w:type="dxa"/>
+            </w:tcMar>
+          </w:tcPr>
+          <w:p>
+            <w:pPr>
+              <w:spacing w:line="276" w:lineRule="auto"/>
+              <w:rPr/>
+            </w:pPr>
+            <w:r>
+              <w:rPr>
+                <w:sz w:val="20"/>
+                <w:szCs w:val="20"/>
+                <w:rtl w:val="0"/>
+              </w:rPr>
+              <w:t xml:space="preserve">Alert stored and resolved to the zone that camera is assigned to</w:t>
+            </w:r>
+            <w:r>
+              <w:rPr>
+                <w:rtl w:val="0"/>
+              </w:rPr>
+            </w:r>
+          </w:p>
+        </w:tc>
+        <w:tc>
+          <w:tcPr>
+            <w:tcBorders>
+              <w:top w:color="999999" w:space="0" w:sz="4" w:val="single"/>
+              <w:left w:color="999999" w:space="0" w:sz="4" w:val="single"/>
+              <w:bottom w:color="999999" w:space="0" w:sz="4" w:val="single"/>
+              <w:right w:color="999999" w:space="0" w:sz="4" w:val="single"/>
+            </w:tcBorders>
+            <w:tcMar>
+              <w:top w:w="60.0" w:type="dxa"/>
+              <w:left w:w="80.0" w:type="dxa"/>
+              <w:bottom w:w="60.0" w:type="dxa"/>
+              <w:right w:w="80.0" w:type="dxa"/>
+            </w:tcMar>
+          </w:tcPr>
+          <w:p>
+            <w:pPr>
+              <w:spacing w:line="276" w:lineRule="auto"/>
+              <w:rPr/>
+            </w:pPr>
+            <w:r>
+              <w:rPr>
+                <w:sz w:val="20"/>
+                <w:szCs w:val="20"/>
+                <w:rtl w:val="0"/>
+              </w:rPr>
+              <w:t xml:space="preserve">Pass — HTTP 201, zone resolved from camera_id</w:t>
             </w:r>
             <w:r>
               <w:rPr>
@@ -24795,77 +24649,77 @@
                 <w:szCs w:val="20"/>
                 <w:rtl w:val="0"/>
               </w:rPr>
-              <w:t xml:space="preserve">Admin threshold change via app</w:t>
-            </w:r>
-            <w:r>
-              <w:rPr>
-                <w:rtl w:val="0"/>
-              </w:rPr>
-            </w:r>
-          </w:p>
-        </w:tc>
-        <w:tc>
-          <w:tcPr>
-            <w:tcBorders>
-              <w:top w:color="999999" w:space="0" w:sz="4" w:val="single"/>
-              <w:left w:color="999999" w:space="0" w:sz="4" w:val="single"/>
-              <w:bottom w:color="999999" w:space="0" w:sz="4" w:val="single"/>
-              <w:right w:color="999999" w:space="0" w:sz="4" w:val="single"/>
-            </w:tcBorders>
-            <w:tcMar>
-              <w:top w:w="60.0" w:type="dxa"/>
-              <w:left w:w="80.0" w:type="dxa"/>
-              <w:bottom w:w="60.0" w:type="dxa"/>
-              <w:right w:w="80.0" w:type="dxa"/>
-            </w:tcMar>
-          </w:tcPr>
-          <w:p>
-            <w:pPr>
-              <w:spacing w:line="276" w:lineRule="auto"/>
-              <w:rPr/>
-            </w:pPr>
-            <w:r>
-              <w:rPr>
-                <w:sz w:val="20"/>
-                <w:szCs w:val="20"/>
-                <w:rtl w:val="0"/>
-              </w:rPr>
-              <w:t xml:space="preserve">New threshold active across system immediately</w:t>
-            </w:r>
-            <w:r>
-              <w:rPr>
-                <w:rtl w:val="0"/>
-              </w:rPr>
-            </w:r>
-          </w:p>
-        </w:tc>
-        <w:tc>
-          <w:tcPr>
-            <w:tcBorders>
-              <w:top w:color="999999" w:space="0" w:sz="4" w:val="single"/>
-              <w:left w:color="999999" w:space="0" w:sz="4" w:val="single"/>
-              <w:bottom w:color="999999" w:space="0" w:sz="4" w:val="single"/>
-              <w:right w:color="999999" w:space="0" w:sz="4" w:val="single"/>
-            </w:tcBorders>
-            <w:tcMar>
-              <w:top w:w="60.0" w:type="dxa"/>
-              <w:left w:w="80.0" w:type="dxa"/>
-              <w:bottom w:w="60.0" w:type="dxa"/>
-              <w:right w:w="80.0" w:type="dxa"/>
-            </w:tcMar>
-          </w:tcPr>
-          <w:p>
-            <w:pPr>
-              <w:spacing w:line="276" w:lineRule="auto"/>
-              <w:rPr/>
-            </w:pPr>
-            <w:r>
-              <w:rPr>
-                <w:sz w:val="20"/>
-                <w:szCs w:val="20"/>
-                <w:rtl w:val="0"/>
-              </w:rPr>
-              <w:t xml:space="preserve">Pass — verified on next sensor event</w:t>
+              <w:t xml:space="preserve">Alert simulation from the dashboard panel</w:t>
+            </w:r>
+            <w:r>
+              <w:rPr>
+                <w:rtl w:val="0"/>
+              </w:rPr>
+            </w:r>
+          </w:p>
+        </w:tc>
+        <w:tc>
+          <w:tcPr>
+            <w:tcBorders>
+              <w:top w:color="999999" w:space="0" w:sz="4" w:val="single"/>
+              <w:left w:color="999999" w:space="0" w:sz="4" w:val="single"/>
+              <w:bottom w:color="999999" w:space="0" w:sz="4" w:val="single"/>
+              <w:right w:color="999999" w:space="0" w:sz="4" w:val="single"/>
+            </w:tcBorders>
+            <w:tcMar>
+              <w:top w:w="60.0" w:type="dxa"/>
+              <w:left w:w="80.0" w:type="dxa"/>
+              <w:bottom w:w="60.0" w:type="dxa"/>
+              <w:right w:w="80.0" w:type="dxa"/>
+            </w:tcMar>
+          </w:tcPr>
+          <w:p>
+            <w:pPr>
+              <w:spacing w:line="276" w:lineRule="auto"/>
+              <w:rPr/>
+            </w:pPr>
+            <w:r>
+              <w:rPr>
+                <w:sz w:val="20"/>
+                <w:szCs w:val="20"/>
+                <w:rtl w:val="0"/>
+              </w:rPr>
+              <w:t xml:space="preserve">Alert created and rendered in the live feed and incident log</w:t>
+            </w:r>
+            <w:r>
+              <w:rPr>
+                <w:rtl w:val="0"/>
+              </w:rPr>
+            </w:r>
+          </w:p>
+        </w:tc>
+        <w:tc>
+          <w:tcPr>
+            <w:tcBorders>
+              <w:top w:color="999999" w:space="0" w:sz="4" w:val="single"/>
+              <w:left w:color="999999" w:space="0" w:sz="4" w:val="single"/>
+              <w:bottom w:color="999999" w:space="0" w:sz="4" w:val="single"/>
+              <w:right w:color="999999" w:space="0" w:sz="4" w:val="single"/>
+            </w:tcBorders>
+            <w:tcMar>
+              <w:top w:w="60.0" w:type="dxa"/>
+              <w:left w:w="80.0" w:type="dxa"/>
+              <w:bottom w:w="60.0" w:type="dxa"/>
+              <w:right w:w="80.0" w:type="dxa"/>
+            </w:tcMar>
+          </w:tcPr>
+          <w:p>
+            <w:pPr>
+              <w:spacing w:line="276" w:lineRule="auto"/>
+              <w:rPr/>
+            </w:pPr>
+            <w:r>
+              <w:rPr>
+                <w:sz w:val="20"/>
+                <w:szCs w:val="20"/>
+                <w:rtl w:val="0"/>
+              </w:rPr>
+              <w:t xml:space="preserve">Pass — HTTP 201, visible in both views</w:t>
             </w:r>
             <w:r>
               <w:rPr>
@@ -24906,77 +24760,77 @@
                 <w:szCs w:val="20"/>
                 <w:rtl w:val="0"/>
               </w:rPr>
-              <w:t xml:space="preserve">Concurrent 5-worker QR + vest simulation</w:t>
-            </w:r>
-            <w:r>
-              <w:rPr>
-                <w:rtl w:val="0"/>
-              </w:rPr>
-            </w:r>
-          </w:p>
-        </w:tc>
-        <w:tc>
-          <w:tcPr>
-            <w:tcBorders>
-              <w:top w:color="999999" w:space="0" w:sz="4" w:val="single"/>
-              <w:left w:color="999999" w:space="0" w:sz="4" w:val="single"/>
-              <w:bottom w:color="999999" w:space="0" w:sz="4" w:val="single"/>
-              <w:right w:color="999999" w:space="0" w:sz="4" w:val="single"/>
-            </w:tcBorders>
-            <w:tcMar>
-              <w:top w:w="60.0" w:type="dxa"/>
-              <w:left w:w="80.0" w:type="dxa"/>
-              <w:bottom w:w="60.0" w:type="dxa"/>
-              <w:right w:w="80.0" w:type="dxa"/>
-            </w:tcMar>
-          </w:tcPr>
-          <w:p>
-            <w:pPr>
-              <w:spacing w:line="276" w:lineRule="auto"/>
-              <w:rPr/>
-            </w:pPr>
-            <w:r>
-              <w:rPr>
-                <w:sz w:val="20"/>
-                <w:szCs w:val="20"/>
-                <w:rtl w:val="0"/>
-              </w:rPr>
-              <w:t xml:space="preserve">All GPS updates processed, no dropped messages</w:t>
-            </w:r>
-            <w:r>
-              <w:rPr>
-                <w:rtl w:val="0"/>
-              </w:rPr>
-            </w:r>
-          </w:p>
-        </w:tc>
-        <w:tc>
-          <w:tcPr>
-            <w:tcBorders>
-              <w:top w:color="999999" w:space="0" w:sz="4" w:val="single"/>
-              <w:left w:color="999999" w:space="0" w:sz="4" w:val="single"/>
-              <w:bottom w:color="999999" w:space="0" w:sz="4" w:val="single"/>
-              <w:right w:color="999999" w:space="0" w:sz="4" w:val="single"/>
-            </w:tcBorders>
-            <w:tcMar>
-              <w:top w:w="60.0" w:type="dxa"/>
-              <w:left w:w="80.0" w:type="dxa"/>
-              <w:bottom w:w="60.0" w:type="dxa"/>
-              <w:right w:w="80.0" w:type="dxa"/>
-            </w:tcMar>
-          </w:tcPr>
-          <w:p>
-            <w:pPr>
-              <w:spacing w:line="276" w:lineRule="auto"/>
-              <w:rPr/>
-            </w:pPr>
-            <w:r>
-              <w:rPr>
-                <w:sz w:val="20"/>
-                <w:szCs w:val="20"/>
-                <w:rtl w:val="0"/>
-              </w:rPr>
-              <w:t xml:space="preserve">Pass — zero MQTT message loss</w:t>
+              <w:t xml:space="preserve">Camera source resolution and stream read-retry</w:t>
+            </w:r>
+            <w:r>
+              <w:rPr>
+                <w:rtl w:val="0"/>
+              </w:rPr>
+            </w:r>
+          </w:p>
+        </w:tc>
+        <w:tc>
+          <w:tcPr>
+            <w:tcBorders>
+              <w:top w:color="999999" w:space="0" w:sz="4" w:val="single"/>
+              <w:left w:color="999999" w:space="0" w:sz="4" w:val="single"/>
+              <w:bottom w:color="999999" w:space="0" w:sz="4" w:val="single"/>
+              <w:right w:color="999999" w:space="0" w:sz="4" w:val="single"/>
+            </w:tcBorders>
+            <w:tcMar>
+              <w:top w:w="60.0" w:type="dxa"/>
+              <w:left w:w="80.0" w:type="dxa"/>
+              <w:bottom w:w="60.0" w:type="dxa"/>
+              <w:right w:w="80.0" w:type="dxa"/>
+            </w:tcMar>
+          </w:tcPr>
+          <w:p>
+            <w:pPr>
+              <w:spacing w:line="276" w:lineRule="auto"/>
+              <w:rPr/>
+            </w:pPr>
+            <w:r>
+              <w:rPr>
+                <w:sz w:val="20"/>
+                <w:szCs w:val="20"/>
+                <w:rtl w:val="0"/>
+              </w:rPr>
+              <w:t xml:space="preserve">Device index and stream URL both accepted; dropped frames tolerated</w:t>
+            </w:r>
+            <w:r>
+              <w:rPr>
+                <w:rtl w:val="0"/>
+              </w:rPr>
+            </w:r>
+          </w:p>
+        </w:tc>
+        <w:tc>
+          <w:tcPr>
+            <w:tcBorders>
+              <w:top w:color="999999" w:space="0" w:sz="4" w:val="single"/>
+              <w:left w:color="999999" w:space="0" w:sz="4" w:val="single"/>
+              <w:bottom w:color="999999" w:space="0" w:sz="4" w:val="single"/>
+              <w:right w:color="999999" w:space="0" w:sz="4" w:val="single"/>
+            </w:tcBorders>
+            <w:tcMar>
+              <w:top w:w="60.0" w:type="dxa"/>
+              <w:left w:w="80.0" w:type="dxa"/>
+              <w:bottom w:w="60.0" w:type="dxa"/>
+              <w:right w:w="80.0" w:type="dxa"/>
+            </w:tcMar>
+          </w:tcPr>
+          <w:p>
+            <w:pPr>
+              <w:spacing w:line="276" w:lineRule="auto"/>
+              <w:rPr/>
+            </w:pPr>
+            <w:r>
+              <w:rPr>
+                <w:sz w:val="20"/>
+                <w:szCs w:val="20"/>
+                <w:rtl w:val="0"/>
+              </w:rPr>
+              <w:t xml:space="preserve">Partial — verified against a synthetic source; not yet against a physical stream</w:t>
             </w:r>
             <w:r>
               <w:rPr>
@@ -25111,6 +24965,155 @@
         <w:rPr>
           <w:rtl w:val="0"/>
         </w:rPr>
+      </w:r>
+    </w:p>
+    <w:p>
+      <w:pPr>
+        <w:spacing w:after="240" w:lineRule="auto"/>
+        <w:jc w:val="center"/>
+        <w:rPr/>
+      </w:pPr>
+      <w:r>
+        <w:rPr>
+          <w:rtl w:val="0"/>
+        </w:rPr>
+        <w:br w:type="page"/>
+      </w:r>
+    </w:p>
+    <w:p>
+      <w:pPr>
+        <w:spacing w:after="240" w:lineRule="auto"/>
+        <w:jc w:val="center"/>
+        <w:rPr/>
+      </w:pPr>
+      <w:r>
+        <w:rPr>
+          <w:b w:val="1"/>
+          <w:bCs w:val="1"/>
+          <w:sz w:val="36"/>
+          <w:szCs w:val="36"/>
+          <w:rtl w:val="0"/>
+        </w:rPr>
+        <w:t xml:space="preserve">Chapter 5</w:t>
+      </w:r>
+    </w:p>
+    <w:p>
+      <w:pPr>
+        <w:spacing w:after="240" w:lineRule="auto"/>
+        <w:jc w:val="center"/>
+        <w:rPr/>
+      </w:pPr>
+      <w:r>
+        <w:rPr>
+          <w:b w:val="1"/>
+          <w:bCs w:val="1"/>
+          <w:sz w:val="44"/>
+          <w:szCs w:val="44"/>
+          <w:rtl w:val="0"/>
+        </w:rPr>
+        <w:t xml:space="preserve">Conclusion and Future Work</w:t>
+      </w:r>
+    </w:p>
+    <w:p>
+      <w:pPr>
+        <w:pStyle w:val="Heading2"/>
+        <w:rPr/>
+      </w:pPr>
+      <w:r>
+        <w:rPr>
+          <w:rtl w:val="0"/>
+        </w:rPr>
+        <w:t xml:space="preserve">5.1 Conclusion</w:t>
+      </w:r>
+    </w:p>
+    <w:p>
+      <w:pPr>
+        <w:spacing w:after="120" w:lineRule="auto"/>
+        <w:jc w:val="both"/>
+        <w:rPr/>
+      </w:pPr>
+      <w:r>
+        <w:rPr>
+          <w:rtl w:val="0"/>
+        </w:rPr>
+        <w:t xml:space="preserve">This project set out to build a camera-first safety compliance platform for construction and industrial sites, combining computer vision, a supplementary IoT wearable, a cloud backend and a web command centre. Four of the objectives set out in Section 1.3 have been met in working software. A YOLOv11 model was trained on a ten-class PPE dataset and is deployed in a live inference pipeline that raises alerts against the backend. A Django REST backend with PostgreSQL, JWT authentication and WebSocket push serves both the dashboard and the vision pipeline. A React command centre presents live alerts, worker status, incident history, zone configuration and compliance reporting. Automated compliance reports are generated as documents through a dedicated report service.</w:t>
+      </w:r>
+    </w:p>
+    <w:p>
+      <w:pPr>
+        <w:spacing w:after="120" w:lineRule="auto"/>
+        <w:jc w:val="both"/>
+        <w:rPr/>
+      </w:pPr>
+      <w:r>
+        <w:rPr>
+          <w:rtl w:val="0"/>
+        </w:rPr>
+        <w:t xml:space="preserve">Two objectives were met in a form that differs from the original proposal, and the difference is worth stating. Virtual geofencing exists as zone definition, risk levels and camera-to-zone assignment, but zone breach is not yet computed automatically from worker position. Vehicle proximity warning, described in Section 4.3.7, was delivered by adding a second pretrained detector rather than by extending the PPE model, because the trained PPE model contains no person or vehicle class; the warning works, but classifies site plant only as generically as the pretrained class set allows.</w:t>
+      </w:r>
+    </w:p>
+    <w:p>
+      <w:pPr>
+        <w:spacing w:after="120" w:lineRule="auto"/>
+        <w:jc w:val="both"/>
+        <w:rPr/>
+      </w:pPr>
+      <w:r>
+        <w:rPr>
+          <w:rtl w:val="0"/>
+        </w:rPr>
+        <w:t xml:space="preserve">The most significant finding of the evaluation is set out in Section 4.3.3. The trained model recognises equipment that is present far more reliably than equipment that is absent, yet absence is the condition the system exists to detect. Reporting a single aggregate accuracy figure would have concealed this; the per-class evaluation in Table 4.6 makes it visible, and it is the clearest direction for improving the vision module.</w:t>
+      </w:r>
+    </w:p>
+    <w:p>
+      <w:pPr>
+        <w:pStyle w:val="Heading2"/>
+        <w:rPr/>
+      </w:pPr>
+      <w:r>
+        <w:rPr>
+          <w:rtl w:val="0"/>
+        </w:rPr>
+        <w:t xml:space="preserve">5.2 Future Work</w:t>
+      </w:r>
+    </w:p>
+    <w:p>
+      <w:pPr>
+        <w:spacing w:after="120" w:lineRule="auto"/>
+        <w:jc w:val="both"/>
+        <w:rPr/>
+      </w:pPr>
+      <w:r>
+        <w:rPr>
+          <w:rtl w:val="0"/>
+        </w:rPr>
+        <w:t xml:space="preserve">Several capabilities described in the system design of Chapter 3 remain unimplemented at the time of writing, and are recorded here rather than presented as delivered. QR-based worker identification is specified in Section 3.4.1 but no QR field exists on the worker record and no decoder runs in the vision pipeline, so alerts are presently attributed to a camera rather than to an individual. Fall detection through pose estimation (Section 3.3.5) and fire and smoke detection with zone-aware suppression (Section 3.3.6) are designed but not built; neither model is trained or integrated. The Smart Vest exists as a backend data model and a dashboard simulator rather than as assembled hardware, and the LoRa link described in Section 3.4.3 is assumed rather than implemented, with telemetry accepted over HTTP and MQTT instead. The mobile application of Section 3.6 has not been started; the same functionality is currently reachable only through the web dashboard.</w:t>
+      </w:r>
+    </w:p>
+    <w:p>
+      <w:pPr>
+        <w:spacing w:after="120" w:lineRule="auto"/>
+        <w:jc w:val="both"/>
+        <w:rPr/>
+      </w:pPr>
+      <w:r>
+        <w:rPr>
+          <w:rtl w:val="0"/>
+        </w:rPr>
+        <w:t xml:space="preserve">Improving the vision model is the highest-value technical work available. The weights evaluated in Section 4.3.3 come from a thirty-epoch run of the nano variant at 416 pixels, which is well short of convergence. Training a larger variant for a full schedule at 640 pixels, and rebalancing the dataset so the negative classes are better represented, should raise the violation-detection scores that matter most. Beyond the model, the workforce activity monitoring described in Section 3.3.4 needs its detection half completed: the activity log and summary endpoints exist, but no scheduled process derives inactivity or break events from live data, so those alerts can currently only be simulated.</w:t>
+      </w:r>
+    </w:p>
+    <w:p>
+      <w:pPr>
+        <w:spacing w:after="120" w:lineRule="auto"/>
+        <w:jc w:val="both"/>
+        <w:rPr/>
+      </w:pPr>
+      <w:r>
+        <w:rPr>
+          <w:rtl w:val="0"/>
+        </w:rPr>
+        <w:t xml:space="preserve">Two pieces of verification are outstanding and both require hardware the project does not yet have. The camera source handling in Section 4.3.6 has been tested against a synthetic stream but not against a physical NVR or phone camera, and the proximity warning in Section 4.3.7 has been tested on a still image but not on live site footage containing real industrial plant. Completing both is the immediate next step, since they determine whether the pipeline behaves as expected outside controlled conditions.</w:t>
       </w:r>
     </w:p>
     <w:p>
